--- a/הסכם-חותם-קרומבי/תוצר/הסכם-שיתוף-פעולה.docx
+++ b/הסכם-חותם-קרומבי/תוצר/הסכם-שיתוף-פעולה.docx
@@ -252,7 +252,7 @@
       <w:pPr>
         <w:keepNext/>
         <w:bidi/>
-        <w:spacing w:after="110" w:before="260"/>
+        <w:spacing w:after="70" w:before="240"/>
       </w:pPr>
       <w:r>
         <w:rPr>
@@ -261,10 +261,54 @@
           <w:bCs/>
           <w:sz w:val="26"/>
           <w:szCs w:val="26"/>
+          <w:rtl/>
+        </w:rPr>
+        <w:t xml:space="preserve">המבוא</w:t>
+      </w:r>
+    </w:p>
+    <w:p>
+      <w:pPr>
+        <w:bidi/>
+        <w:spacing w:after="130" w:line="288"/>
+        <w:ind w:start="624" w:hanging="624"/>
+        <w:jc w:val="both"/>
+      </w:pPr>
+      <w:r>
+        <w:rPr>
+          <w:rFonts w:ascii="Arial" w:cs="Arial" w:eastAsia="Arial" w:hAnsi="Arial"/>
+          <w:sz w:val="22"/>
+          <w:szCs w:val="22"/>
           <w:rtl w:val="false"/>
         </w:rPr>
-        <w:t xml:space="preserve">1.  </w:t>
-      </w:r>
+        <w:t xml:space="preserve">1</w:t>
+      </w:r>
+      <w:r>
+        <w:rPr>
+          <w:rFonts w:ascii="Arial" w:cs="Arial" w:eastAsia="Arial" w:hAnsi="Arial"/>
+          <w:sz w:val="22"/>
+          <w:szCs w:val="22"/>
+          <w:rtl/>
+        </w:rPr>
+        <w:t xml:space="preserve">.  </w:t>
+      </w:r>
+      <w:r>
+        <w:rPr>
+          <w:rFonts w:ascii="Arial" w:cs="Arial" w:eastAsia="Arial" w:hAnsi="Arial"/>
+          <w:b w:val="false"/>
+          <w:bCs w:val="false"/>
+          <w:sz w:val="22"/>
+          <w:szCs w:val="22"/>
+          <w:rtl/>
+        </w:rPr>
+        <w:t xml:space="preserve">המבוא להסכם זה מהווה חלק בלתי נפרד ממנו, וכותרות הסעיפים נועדו לנוחות בלבד.</w:t>
+      </w:r>
+    </w:p>
+    <w:p>
+      <w:pPr>
+        <w:keepNext/>
+        <w:bidi/>
+        <w:spacing w:after="70" w:before="240"/>
+      </w:pPr>
       <w:r>
         <w:rPr>
           <w:rFonts w:ascii="Arial" w:cs="Arial" w:eastAsia="Arial" w:hAnsi="Arial"/>
@@ -274,30 +318,51 @@
           <w:szCs w:val="26"/>
           <w:rtl/>
         </w:rPr>
-        <w:t xml:space="preserve">המבוא</w:t>
-      </w:r>
-    </w:p>
-    <w:p>
-      <w:pPr>
-        <w:bidi/>
-        <w:spacing w:after="120" w:line="288"/>
-        <w:jc w:val="both"/>
-      </w:pPr>
-      <w:r>
-        <w:rPr>
-          <w:rFonts w:ascii="Arial" w:cs="Arial" w:eastAsia="Arial" w:hAnsi="Arial"/>
-          <w:sz w:val="22"/>
-          <w:szCs w:val="22"/>
-          <w:rtl/>
-        </w:rPr>
-        <w:t xml:space="preserve">המבוא להסכם זה מהווה חלק בלתי נפרד ממנו, וכותרות הסעיפים נועדו לנוחות בלבד.</w:t>
+        <w:t xml:space="preserve">הקמפיין והבעלות בו</w:t>
+      </w:r>
+    </w:p>
+    <w:p>
+      <w:pPr>
+        <w:bidi/>
+        <w:spacing w:after="130" w:line="288"/>
+        <w:ind w:start="624" w:hanging="624"/>
+        <w:jc w:val="both"/>
+      </w:pPr>
+      <w:r>
+        <w:rPr>
+          <w:rFonts w:ascii="Arial" w:cs="Arial" w:eastAsia="Arial" w:hAnsi="Arial"/>
+          <w:sz w:val="22"/>
+          <w:szCs w:val="22"/>
+          <w:rtl w:val="false"/>
+        </w:rPr>
+        <w:t xml:space="preserve">2</w:t>
+      </w:r>
+      <w:r>
+        <w:rPr>
+          <w:rFonts w:ascii="Arial" w:cs="Arial" w:eastAsia="Arial" w:hAnsi="Arial"/>
+          <w:sz w:val="22"/>
+          <w:szCs w:val="22"/>
+          <w:rtl/>
+        </w:rPr>
+        <w:t xml:space="preserve">.  </w:t>
+      </w:r>
+      <w:r>
+        <w:rPr>
+          <w:rFonts w:ascii="Arial" w:cs="Arial" w:eastAsia="Arial" w:hAnsi="Arial"/>
+          <w:b w:val="false"/>
+          <w:bCs w:val="false"/>
+          <w:sz w:val="22"/>
+          <w:szCs w:val="22"/>
+          <w:rtl/>
+        </w:rPr>
+        <w:t xml:space="preserve">הקמפיין הוא קמפיין של חותם. חותם היא בעלת הקמפיין, מממנת אותו, נושאת באחריות הכוללת עליו כלפי כל צד שלישי, והיא הגורם המחליט בכל עניין מהותי הנוגע לו.</w:t>
       </w:r>
     </w:p>
     <w:p>
       <w:pPr>
         <w:keepNext/>
         <w:bidi/>
-        <w:spacing w:after="110" w:before="260"/>
+        <w:spacing w:after="70" w:before="240"/>
       </w:pPr>
       <w:r>
         <w:rPr>
@@ -306,10 +371,54 @@
           <w:bCs/>
           <w:sz w:val="26"/>
           <w:szCs w:val="26"/>
+          <w:rtl/>
+        </w:rPr>
+        <w:t xml:space="preserve">הלימה למטרות העמותה ואישור תכנים</w:t>
+      </w:r>
+    </w:p>
+    <w:p>
+      <w:pPr>
+        <w:bidi/>
+        <w:spacing w:after="130" w:line="288"/>
+        <w:ind w:start="624" w:hanging="624"/>
+        <w:jc w:val="both"/>
+      </w:pPr>
+      <w:r>
+        <w:rPr>
+          <w:rFonts w:ascii="Arial" w:cs="Arial" w:eastAsia="Arial" w:hAnsi="Arial"/>
+          <w:sz w:val="22"/>
+          <w:szCs w:val="22"/>
           <w:rtl w:val="false"/>
         </w:rPr>
-        <w:t xml:space="preserve">2.  </w:t>
-      </w:r>
+        <w:t xml:space="preserve">3</w:t>
+      </w:r>
+      <w:r>
+        <w:rPr>
+          <w:rFonts w:ascii="Arial" w:cs="Arial" w:eastAsia="Arial" w:hAnsi="Arial"/>
+          <w:sz w:val="22"/>
+          <w:szCs w:val="22"/>
+          <w:rtl/>
+        </w:rPr>
+        <w:t xml:space="preserve">.  </w:t>
+      </w:r>
+      <w:r>
+        <w:rPr>
+          <w:rFonts w:ascii="Arial" w:cs="Arial" w:eastAsia="Arial" w:hAnsi="Arial"/>
+          <w:b w:val="false"/>
+          <w:bCs w:val="false"/>
+          <w:sz w:val="22"/>
+          <w:szCs w:val="22"/>
+          <w:rtl/>
+        </w:rPr>
+        <w:t xml:space="preserve">תכני הקמפיין, מסריו וכל פרסום מטעמו יעלו בקנה אחד עם מטרותיה הרשומות של חותם, עם מסריה ועם כל דין. כל תוכן, פרסום או קריאה לתרומה טעונים אישורה המוקדם של חותם, והיא רשאית לפסול או לשנות כל תוכן לפי שיקול דעתה הבלעדי ובלא חובת נימוק. קרומבי לא יפרסם תוכן מטעם הקמפיין בטרם ניתן אישור כאמור.</w:t>
+      </w:r>
+    </w:p>
+    <w:p>
+      <w:pPr>
+        <w:keepNext/>
+        <w:bidi/>
+        <w:spacing w:after="70" w:before="240"/>
+      </w:pPr>
       <w:r>
         <w:rPr>
           <w:rFonts w:ascii="Arial" w:cs="Arial" w:eastAsia="Arial" w:hAnsi="Arial"/>
@@ -319,30 +428,51 @@
           <w:szCs w:val="26"/>
           <w:rtl/>
         </w:rPr>
-        <w:t xml:space="preserve">הקמפיין והבעלות בו</w:t>
-      </w:r>
-    </w:p>
-    <w:p>
-      <w:pPr>
-        <w:bidi/>
-        <w:spacing w:after="120" w:line="288"/>
-        <w:jc w:val="both"/>
-      </w:pPr>
-      <w:r>
-        <w:rPr>
-          <w:rFonts w:ascii="Arial" w:cs="Arial" w:eastAsia="Arial" w:hAnsi="Arial"/>
-          <w:sz w:val="22"/>
-          <w:szCs w:val="22"/>
-          <w:rtl/>
-        </w:rPr>
-        <w:t xml:space="preserve">הקמפיין הוא קמפיין של חותם. חותם היא בעלת הקמפיין, מממנת אותו, נושאת באחריות הכוללת עליו כלפי כל צד שלישי, והיא הגורם המחליט בכל עניין מהותי הנוגע לו.</w:t>
+        <w:t xml:space="preserve">אופי הקמפיין והיעדר שיוך פוליטי</w:t>
+      </w:r>
+    </w:p>
+    <w:p>
+      <w:pPr>
+        <w:bidi/>
+        <w:spacing w:after="130" w:line="288"/>
+        <w:ind w:start="624" w:hanging="624"/>
+        <w:jc w:val="both"/>
+      </w:pPr>
+      <w:r>
+        <w:rPr>
+          <w:rFonts w:ascii="Arial" w:cs="Arial" w:eastAsia="Arial" w:hAnsi="Arial"/>
+          <w:sz w:val="22"/>
+          <w:szCs w:val="22"/>
+          <w:rtl w:val="false"/>
+        </w:rPr>
+        <w:t xml:space="preserve">4</w:t>
+      </w:r>
+      <w:r>
+        <w:rPr>
+          <w:rFonts w:ascii="Arial" w:cs="Arial" w:eastAsia="Arial" w:hAnsi="Arial"/>
+          <w:sz w:val="22"/>
+          <w:szCs w:val="22"/>
+          <w:rtl/>
+        </w:rPr>
+        <w:t xml:space="preserve">.  </w:t>
+      </w:r>
+      <w:r>
+        <w:rPr>
+          <w:rFonts w:ascii="Arial" w:cs="Arial" w:eastAsia="Arial" w:hAnsi="Arial"/>
+          <w:b w:val="false"/>
+          <w:bCs w:val="false"/>
+          <w:sz w:val="22"/>
+          <w:szCs w:val="22"/>
+          <w:rtl/>
+        </w:rPr>
+        <w:t xml:space="preserve">הקמפיין הוא קמפיין ערכי וחינוכי, שתכליתו קידום הזהות היהודית הערכית בציבור הרחב. הקמפיין אינו מזוהה עם מפלגה, סיעה, רשימה או מועמד, אינו קורא להצביע לגורם פוליטי כלשהו ואינו מסייע לפעילות מפלגתית או פוליטית, במישרין או בעקיפין. הקמפיין פונה אל הציבור כולו ומכבד את בחירתו החופשית, ותכליתו חיזוק הזהות היהודית הערכית בכל הצבעה שהבוחר יחליט לבחור. הפרת סעיף זה היא הפרה יסודית של ההסכם.</w:t>
       </w:r>
     </w:p>
     <w:p>
       <w:pPr>
         <w:keepNext/>
         <w:bidi/>
-        <w:spacing w:after="110" w:before="260"/>
+        <w:spacing w:after="70" w:before="240"/>
       </w:pPr>
       <w:r>
         <w:rPr>
@@ -351,10 +481,54 @@
           <w:bCs/>
           <w:sz w:val="26"/>
           <w:szCs w:val="26"/>
+          <w:rtl/>
+        </w:rPr>
+        <w:t xml:space="preserve">תפקידו של קרומבי</w:t>
+      </w:r>
+    </w:p>
+    <w:p>
+      <w:pPr>
+        <w:bidi/>
+        <w:spacing w:after="130" w:line="288"/>
+        <w:ind w:start="624" w:hanging="624"/>
+        <w:jc w:val="both"/>
+      </w:pPr>
+      <w:r>
+        <w:rPr>
+          <w:rFonts w:ascii="Arial" w:cs="Arial" w:eastAsia="Arial" w:hAnsi="Arial"/>
+          <w:sz w:val="22"/>
+          <w:szCs w:val="22"/>
           <w:rtl w:val="false"/>
         </w:rPr>
-        <w:t xml:space="preserve">3.  </w:t>
-      </w:r>
+        <w:t xml:space="preserve">5</w:t>
+      </w:r>
+      <w:r>
+        <w:rPr>
+          <w:rFonts w:ascii="Arial" w:cs="Arial" w:eastAsia="Arial" w:hAnsi="Arial"/>
+          <w:sz w:val="22"/>
+          <w:szCs w:val="22"/>
+          <w:rtl/>
+        </w:rPr>
+        <w:t xml:space="preserve">.  </w:t>
+      </w:r>
+      <w:r>
+        <w:rPr>
+          <w:rFonts w:ascii="Arial" w:cs="Arial" w:eastAsia="Arial" w:hAnsi="Arial"/>
+          <w:b w:val="false"/>
+          <w:bCs w:val="false"/>
+          <w:sz w:val="22"/>
+          <w:szCs w:val="22"/>
+          <w:rtl/>
+        </w:rPr>
+        <w:t xml:space="preserve">קרומבי יקים ויוציא את הקמפיין לפועל מטעם חותם ובעבורה, תוך רתימת קשריו, ניסיונו ויכולת היזמות שלו, ובכלל זה בניית מערך הגיוס, פנייה לגורמים רלוונטיים והנעת הקמפיין, והוא יפעל בנאמנות, במקצועיות, בהתאם להנחיות חותם ולכל דין.</w:t>
+      </w:r>
+    </w:p>
+    <w:p>
+      <w:pPr>
+        <w:keepNext/>
+        <w:bidi/>
+        <w:spacing w:after="70" w:before="240"/>
+      </w:pPr>
       <w:r>
         <w:rPr>
           <w:rFonts w:ascii="Arial" w:cs="Arial" w:eastAsia="Arial" w:hAnsi="Arial"/>
@@ -364,30 +538,51 @@
           <w:szCs w:val="26"/>
           <w:rtl/>
         </w:rPr>
-        <w:t xml:space="preserve">הלימה למטרות העמותה ואישור תכנים</w:t>
-      </w:r>
-    </w:p>
-    <w:p>
-      <w:pPr>
-        <w:bidi/>
-        <w:spacing w:after="120" w:line="288"/>
-        <w:jc w:val="both"/>
-      </w:pPr>
-      <w:r>
-        <w:rPr>
-          <w:rFonts w:ascii="Arial" w:cs="Arial" w:eastAsia="Arial" w:hAnsi="Arial"/>
-          <w:sz w:val="22"/>
-          <w:szCs w:val="22"/>
-          <w:rtl/>
-        </w:rPr>
-        <w:t xml:space="preserve">תכני הקמפיין, מסריו וכל פרסום מטעמו יעלו בקנה אחד עם מטרותיה הרשומות של חותם, עם מסריה ועם כל דין. כל תוכן, פרסום או קריאה לתרומה טעונים אישורה המוקדם של חותם, והיא רשאית לפסול או לשנות כל תוכן לפי שיקול דעתה הבלעדי ובלא חובת נימוק. קרומבי לא יפרסם תוכן מטעם הקמפיין בטרם ניתן אישור כאמור.</w:t>
+        <w:t xml:space="preserve">העמדת היכולת הארגונית של חותם</w:t>
+      </w:r>
+    </w:p>
+    <w:p>
+      <w:pPr>
+        <w:bidi/>
+        <w:spacing w:after="130" w:line="288"/>
+        <w:ind w:start="624" w:hanging="624"/>
+        <w:jc w:val="both"/>
+      </w:pPr>
+      <w:r>
+        <w:rPr>
+          <w:rFonts w:ascii="Arial" w:cs="Arial" w:eastAsia="Arial" w:hAnsi="Arial"/>
+          <w:sz w:val="22"/>
+          <w:szCs w:val="22"/>
+          <w:rtl w:val="false"/>
+        </w:rPr>
+        <w:t xml:space="preserve">6</w:t>
+      </w:r>
+      <w:r>
+        <w:rPr>
+          <w:rFonts w:ascii="Arial" w:cs="Arial" w:eastAsia="Arial" w:hAnsi="Arial"/>
+          <w:sz w:val="22"/>
+          <w:szCs w:val="22"/>
+          <w:rtl/>
+        </w:rPr>
+        <w:t xml:space="preserve">.  </w:t>
+      </w:r>
+      <w:r>
+        <w:rPr>
+          <w:rFonts w:ascii="Arial" w:cs="Arial" w:eastAsia="Arial" w:hAnsi="Arial"/>
+          <w:b w:val="false"/>
+          <w:bCs w:val="false"/>
+          <w:sz w:val="22"/>
+          <w:szCs w:val="22"/>
+          <w:rtl/>
+        </w:rPr>
+        <w:t xml:space="preserve">חותם תעמיד לקמפיין את יכולתה הארגונית, ובכלל זה מערכת הסליקה שלה לרבות אמצעי תשלום בביט, המזכירות, המערכות הארגוניות והאוטומציה, לצורך הקמת הקמפיין וניהולו התפעולי, הנפקת קבלות ומענה לפניות תורמים.</w:t>
       </w:r>
     </w:p>
     <w:p>
       <w:pPr>
         <w:keepNext/>
         <w:bidi/>
-        <w:spacing w:after="110" w:before="260"/>
+        <w:spacing w:after="70" w:before="240"/>
       </w:pPr>
       <w:r>
         <w:rPr>
@@ -396,10 +591,54 @@
           <w:bCs/>
           <w:sz w:val="26"/>
           <w:szCs w:val="26"/>
+          <w:rtl/>
+        </w:rPr>
+        <w:t xml:space="preserve">הכספים, ייעודם והשליטה בהם</w:t>
+      </w:r>
+    </w:p>
+    <w:p>
+      <w:pPr>
+        <w:bidi/>
+        <w:spacing w:after="130" w:line="288"/>
+        <w:ind w:start="624" w:hanging="624"/>
+        <w:jc w:val="both"/>
+      </w:pPr>
+      <w:r>
+        <w:rPr>
+          <w:rFonts w:ascii="Arial" w:cs="Arial" w:eastAsia="Arial" w:hAnsi="Arial"/>
+          <w:sz w:val="22"/>
+          <w:szCs w:val="22"/>
           <w:rtl w:val="false"/>
         </w:rPr>
-        <w:t xml:space="preserve">4.  </w:t>
-      </w:r>
+        <w:t xml:space="preserve">7</w:t>
+      </w:r>
+      <w:r>
+        <w:rPr>
+          <w:rFonts w:ascii="Arial" w:cs="Arial" w:eastAsia="Arial" w:hAnsi="Arial"/>
+          <w:sz w:val="22"/>
+          <w:szCs w:val="22"/>
+          <w:rtl/>
+        </w:rPr>
+        <w:t xml:space="preserve">.  </w:t>
+      </w:r>
+      <w:r>
+        <w:rPr>
+          <w:rFonts w:ascii="Arial" w:cs="Arial" w:eastAsia="Arial" w:hAnsi="Arial"/>
+          <w:b w:val="false"/>
+          <w:bCs w:val="false"/>
+          <w:sz w:val="22"/>
+          <w:szCs w:val="22"/>
+          <w:rtl/>
+        </w:rPr>
+        <w:t xml:space="preserve">כל התרומות שיגויסו בקמפיין יתקבלו בחשבון הבנק של חותם, יהיו כספי חותם לכל דבר ועניין ויישארו בשליטתה המלאה. חותם תייעד את הכספים למימון הקמפיין ולמטרותיה הרשומות. לא יועברו כספי תרומות לקרומבי, לגורם הקשור אליו או לתאגיד שבשליטתו או שהוא חבר בו. יתרה שתיוותר בתום הקמפיין תישאר בידי חותם ותשמש את מטרותיה הרשומות.</w:t>
+      </w:r>
+    </w:p>
+    <w:p>
+      <w:pPr>
+        <w:keepNext/>
+        <w:bidi/>
+        <w:spacing w:after="70" w:before="240"/>
+      </w:pPr>
       <w:r>
         <w:rPr>
           <w:rFonts w:ascii="Arial" w:cs="Arial" w:eastAsia="Arial" w:hAnsi="Arial"/>
@@ -409,30 +648,51 @@
           <w:szCs w:val="26"/>
           <w:rtl/>
         </w:rPr>
-        <w:t xml:space="preserve">אופי הקמפיין והיעדר שיוך פוליטי</w:t>
-      </w:r>
-    </w:p>
-    <w:p>
-      <w:pPr>
-        <w:bidi/>
-        <w:spacing w:after="120" w:line="288"/>
-        <w:jc w:val="both"/>
-      </w:pPr>
-      <w:r>
-        <w:rPr>
-          <w:rFonts w:ascii="Arial" w:cs="Arial" w:eastAsia="Arial" w:hAnsi="Arial"/>
-          <w:sz w:val="22"/>
-          <w:szCs w:val="22"/>
-          <w:rtl/>
-        </w:rPr>
-        <w:t xml:space="preserve">הקמפיין הוא קמפיין ערכי וחינוכי, שתכליתו קידום הזהות היהודית הערכית בציבור הרחב. הקמפיין אינו מזוהה עם מפלגה, סיעה, רשימה או מועמד, אינו קורא להצביע לגורם פוליטי כלשהו ואינו מסייע לפעילות מפלגתית או פוליטית, במישרין או בעקיפין. הקמפיין פונה אל הציבור כולו ומכבד את בחירתו החופשית, ותכליתו חיזוק הזהות היהודית הערכית בכל הצבעה שהבוחר יחליט לבחור. הפרת סעיף זה היא הפרה יסודית של ההסכם.</w:t>
+        <w:t xml:space="preserve">קבלות ומענה לתורמים</w:t>
+      </w:r>
+    </w:p>
+    <w:p>
+      <w:pPr>
+        <w:bidi/>
+        <w:spacing w:after="130" w:line="288"/>
+        <w:ind w:start="624" w:hanging="624"/>
+        <w:jc w:val="both"/>
+      </w:pPr>
+      <w:r>
+        <w:rPr>
+          <w:rFonts w:ascii="Arial" w:cs="Arial" w:eastAsia="Arial" w:hAnsi="Arial"/>
+          <w:sz w:val="22"/>
+          <w:szCs w:val="22"/>
+          <w:rtl w:val="false"/>
+        </w:rPr>
+        <w:t xml:space="preserve">8</w:t>
+      </w:r>
+      <w:r>
+        <w:rPr>
+          <w:rFonts w:ascii="Arial" w:cs="Arial" w:eastAsia="Arial" w:hAnsi="Arial"/>
+          <w:sz w:val="22"/>
+          <w:szCs w:val="22"/>
+          <w:rtl/>
+        </w:rPr>
+        <w:t xml:space="preserve">.  </w:t>
+      </w:r>
+      <w:r>
+        <w:rPr>
+          <w:rFonts w:ascii="Arial" w:cs="Arial" w:eastAsia="Arial" w:hAnsi="Arial"/>
+          <w:b w:val="false"/>
+          <w:bCs w:val="false"/>
+          <w:sz w:val="22"/>
+          <w:szCs w:val="22"/>
+          <w:rtl/>
+        </w:rPr>
+        <w:t xml:space="preserve">חותם היא הגורם המנפיק את הקבלות לתורמי הקמפיין, באמצעות מערכותיה ומזכירותה, בשמה ובנוסח הנדרש לפי דין, לרבות הנוסח בדבר אישור מוסד ציבורי לעניין תרומות לפי סעיף 46 לפקודת מס הכנסה. פניות תורמים ייענו על ידי מזכירות חותם. קרומבי לא ינפיק קבלה, לא יתחייב כלפי תורם בעניין קבלה או הטבת מס ולא יציג כל מצג בעניין זה.</w:t>
       </w:r>
     </w:p>
     <w:p>
       <w:pPr>
         <w:keepNext/>
         <w:bidi/>
-        <w:spacing w:after="110" w:before="260"/>
+        <w:spacing w:after="70" w:before="240"/>
       </w:pPr>
       <w:r>
         <w:rPr>
@@ -441,10 +701,54 @@
           <w:bCs/>
           <w:sz w:val="26"/>
           <w:szCs w:val="26"/>
+          <w:rtl/>
+        </w:rPr>
+        <w:t xml:space="preserve">עמלת שירות ותפעול</w:t>
+      </w:r>
+    </w:p>
+    <w:p>
+      <w:pPr>
+        <w:bidi/>
+        <w:spacing w:after="130" w:line="288"/>
+        <w:ind w:start="624" w:hanging="624"/>
+        <w:jc w:val="both"/>
+      </w:pPr>
+      <w:r>
+        <w:rPr>
+          <w:rFonts w:ascii="Arial" w:cs="Arial" w:eastAsia="Arial" w:hAnsi="Arial"/>
+          <w:sz w:val="22"/>
+          <w:szCs w:val="22"/>
           <w:rtl w:val="false"/>
         </w:rPr>
-        <w:t xml:space="preserve">5.  </w:t>
-      </w:r>
+        <w:t xml:space="preserve">9</w:t>
+      </w:r>
+      <w:r>
+        <w:rPr>
+          <w:rFonts w:ascii="Arial" w:cs="Arial" w:eastAsia="Arial" w:hAnsi="Arial"/>
+          <w:sz w:val="22"/>
+          <w:szCs w:val="22"/>
+          <w:rtl/>
+        </w:rPr>
+        <w:t xml:space="preserve">.  </w:t>
+      </w:r>
+      <w:r>
+        <w:rPr>
+          <w:rFonts w:ascii="Arial" w:cs="Arial" w:eastAsia="Arial" w:hAnsi="Arial"/>
+          <w:b w:val="false"/>
+          <w:bCs w:val="false"/>
+          <w:sz w:val="22"/>
+          <w:szCs w:val="22"/>
+          <w:rtl/>
+        </w:rPr>
+        <w:t xml:space="preserve">כנגד העמדת מערך הסליקה, המזכירות, המערכות והתפעול, ובגין עלויות ההקמה והתפעול, תותיר חותם בידיה ארבעה אחוזים מסך התרומות הברוטו שיגויסו בקמפיין. סכום זה יופרש מן הברוטו קודם לייעוד היתרה לקמפיין. עמלות פלטפורמת הגיוס, עמלות הסליקה ואמצעי התשלום וכל עמלה חיצונית אחרת אינן נכללות בשיעור האמור, וההסדר לגביהן ייקבע בין הצדדים בכתב.</w:t>
+      </w:r>
+    </w:p>
+    <w:p>
+      <w:pPr>
+        <w:keepNext/>
+        <w:bidi/>
+        <w:spacing w:after="70" w:before="240"/>
+      </w:pPr>
       <w:r>
         <w:rPr>
           <w:rFonts w:ascii="Arial" w:cs="Arial" w:eastAsia="Arial" w:hAnsi="Arial"/>
@@ -454,30 +758,51 @@
           <w:szCs w:val="26"/>
           <w:rtl/>
         </w:rPr>
-        <w:t xml:space="preserve">תפקידו של קרומבי</w:t>
-      </w:r>
-    </w:p>
-    <w:p>
-      <w:pPr>
-        <w:bidi/>
-        <w:spacing w:after="120" w:line="288"/>
-        <w:jc w:val="both"/>
-      </w:pPr>
-      <w:r>
-        <w:rPr>
-          <w:rFonts w:ascii="Arial" w:cs="Arial" w:eastAsia="Arial" w:hAnsi="Arial"/>
-          <w:sz w:val="22"/>
-          <w:szCs w:val="22"/>
-          <w:rtl/>
-        </w:rPr>
-        <w:t xml:space="preserve">קרומבי יקים ויוציא את הקמפיין לפועל מטעם חותם ובעבורה, תוך רתימת קשריו, ניסיונו ויכולת היזמות שלו, ובכלל זה בניית מערך הגיוס, פנייה לגורמים רלוונטיים והנעת הקמפיין, והוא יפעל בנאמנות, במקצועיות, בהתאם להנחיות חותם ולכל דין.</w:t>
+        <w:t xml:space="preserve">הדאטה, בעלות ושימוש</w:t>
+      </w:r>
+    </w:p>
+    <w:p>
+      <w:pPr>
+        <w:bidi/>
+        <w:spacing w:after="130" w:line="288"/>
+        <w:ind w:start="624" w:hanging="624"/>
+        <w:jc w:val="both"/>
+      </w:pPr>
+      <w:r>
+        <w:rPr>
+          <w:rFonts w:ascii="Arial" w:cs="Arial" w:eastAsia="Arial" w:hAnsi="Arial"/>
+          <w:sz w:val="22"/>
+          <w:szCs w:val="22"/>
+          <w:rtl w:val="false"/>
+        </w:rPr>
+        <w:t xml:space="preserve">10</w:t>
+      </w:r>
+      <w:r>
+        <w:rPr>
+          <w:rFonts w:ascii="Arial" w:cs="Arial" w:eastAsia="Arial" w:hAnsi="Arial"/>
+          <w:sz w:val="22"/>
+          <w:szCs w:val="22"/>
+          <w:rtl/>
+        </w:rPr>
+        <w:t xml:space="preserve">.  </w:t>
+      </w:r>
+      <w:r>
+        <w:rPr>
+          <w:rFonts w:ascii="Arial" w:cs="Arial" w:eastAsia="Arial" w:hAnsi="Arial"/>
+          <w:b w:val="false"/>
+          <w:bCs w:val="false"/>
+          <w:sz w:val="22"/>
+          <w:szCs w:val="22"/>
+          <w:rtl/>
+        </w:rPr>
+        <w:t xml:space="preserve">כל נתוני התורמים והנתונים שייאספו בקמפיין (להלן "הדאטה") יהיו בבעלותה הבלעדית של חותם ויישמרו במערכותיה. חותם רשאית לעשות בדאטה שימוש לצורך הקמפיין, לצורך שאר פעילותה ומטרותיה, וכן לאחר פקיעתו של הסכם זה, וקרומבי מאשר זאת ומוותר על כל טענה בעניין. קרומבי לא יעתיק, לא יוציא, לא ישמור ולא יעשה בדאטה כל שימוש שאינו לצורך הקמפיין ובאישור חותם, ולא יעבירה לצד שלישי. השימוש בדאטה ייעשה בהתאם לחוק הגנת הפרטיות, התשמ"א 1981, ולכל דין.</w:t>
       </w:r>
     </w:p>
     <w:p>
       <w:pPr>
         <w:keepNext/>
         <w:bidi/>
-        <w:spacing w:after="110" w:before="260"/>
+        <w:spacing w:after="70" w:before="240"/>
       </w:pPr>
       <w:r>
         <w:rPr>
@@ -486,10 +811,54 @@
           <w:bCs/>
           <w:sz w:val="26"/>
           <w:szCs w:val="26"/>
+          <w:rtl/>
+        </w:rPr>
+        <w:t xml:space="preserve">דיוור, אחריות ושיפוי</w:t>
+      </w:r>
+    </w:p>
+    <w:p>
+      <w:pPr>
+        <w:bidi/>
+        <w:spacing w:after="130" w:line="288"/>
+        <w:ind w:start="624" w:hanging="624"/>
+        <w:jc w:val="both"/>
+      </w:pPr>
+      <w:r>
+        <w:rPr>
+          <w:rFonts w:ascii="Arial" w:cs="Arial" w:eastAsia="Arial" w:hAnsi="Arial"/>
+          <w:sz w:val="22"/>
+          <w:szCs w:val="22"/>
           <w:rtl w:val="false"/>
         </w:rPr>
-        <w:t xml:space="preserve">6.  </w:t>
-      </w:r>
+        <w:t xml:space="preserve">11</w:t>
+      </w:r>
+      <w:r>
+        <w:rPr>
+          <w:rFonts w:ascii="Arial" w:cs="Arial" w:eastAsia="Arial" w:hAnsi="Arial"/>
+          <w:sz w:val="22"/>
+          <w:szCs w:val="22"/>
+          <w:rtl/>
+        </w:rPr>
+        <w:t xml:space="preserve">.  </w:t>
+      </w:r>
+      <w:r>
+        <w:rPr>
+          <w:rFonts w:ascii="Arial" w:cs="Arial" w:eastAsia="Arial" w:hAnsi="Arial"/>
+          <w:b w:val="false"/>
+          <w:bCs w:val="false"/>
+          <w:sz w:val="22"/>
+          <w:szCs w:val="22"/>
+          <w:rtl/>
+        </w:rPr>
+        <w:t xml:space="preserve">רשימות ההפצה, מקורות הפנייה ותכני הדיוור יימסרו ויאושרו על ידי קרומבי, והוא מצהיר כי הושגו כדין וכי קיים הבסיס החוקי לפנייה אל הנמענים. אף אם הדיוור נשלח בפועל באמצעות מערכות חותם, יישא קרומבי באחריות המלאה לכל תביעה, דרישה, קנס או הליך בגין משלוח דבר פרסומת, לרבות לפי סעיף 30א לחוק התקשורת (בזק ושידורים), התשמ"ב 1982, וכן בגין תוכן הדיוור, וישפה את חותם על כל סכום, נזק והוצאה, לרבות הוצאות משפט ושכר טרחת עורך דין, מיד עם דרישתה הראשונה. אחריותו ושיפויו לפי סעיף זה אינם מוגבלים בסכום.</w:t>
+      </w:r>
+    </w:p>
+    <w:p>
+      <w:pPr>
+        <w:keepNext/>
+        <w:bidi/>
+        <w:spacing w:after="70" w:before="240"/>
+      </w:pPr>
       <w:r>
         <w:rPr>
           <w:rFonts w:ascii="Arial" w:cs="Arial" w:eastAsia="Arial" w:hAnsi="Arial"/>
@@ -499,30 +868,51 @@
           <w:szCs w:val="26"/>
           <w:rtl/>
         </w:rPr>
-        <w:t xml:space="preserve">העמדת היכולת הארגונית של חותם</w:t>
-      </w:r>
-    </w:p>
-    <w:p>
-      <w:pPr>
-        <w:bidi/>
-        <w:spacing w:after="120" w:line="288"/>
-        <w:jc w:val="both"/>
-      </w:pPr>
-      <w:r>
-        <w:rPr>
-          <w:rFonts w:ascii="Arial" w:cs="Arial" w:eastAsia="Arial" w:hAnsi="Arial"/>
-          <w:sz w:val="22"/>
-          <w:szCs w:val="22"/>
-          <w:rtl/>
-        </w:rPr>
-        <w:t xml:space="preserve">חותם תעמיד לקמפיין את יכולתה הארגונית, ובכלל זה מערכת הסליקה שלה לרבות אמצעי תשלום בביט, המזכירות, המערכות הארגוניות והאוטומציה, לצורך הקמת הקמפיין וניהולו התפעולי, הנפקת קבלות ומענה לפניות תורמים.</w:t>
+        <w:t xml:space="preserve">קניין רוחני</w:t>
+      </w:r>
+    </w:p>
+    <w:p>
+      <w:pPr>
+        <w:bidi/>
+        <w:spacing w:after="130" w:line="288"/>
+        <w:ind w:start="624" w:hanging="624"/>
+        <w:jc w:val="both"/>
+      </w:pPr>
+      <w:r>
+        <w:rPr>
+          <w:rFonts w:ascii="Arial" w:cs="Arial" w:eastAsia="Arial" w:hAnsi="Arial"/>
+          <w:sz w:val="22"/>
+          <w:szCs w:val="22"/>
+          <w:rtl w:val="false"/>
+        </w:rPr>
+        <w:t xml:space="preserve">12</w:t>
+      </w:r>
+      <w:r>
+        <w:rPr>
+          <w:rFonts w:ascii="Arial" w:cs="Arial" w:eastAsia="Arial" w:hAnsi="Arial"/>
+          <w:sz w:val="22"/>
+          <w:szCs w:val="22"/>
+          <w:rtl/>
+        </w:rPr>
+        <w:t xml:space="preserve">.  </w:t>
+      </w:r>
+      <w:r>
+        <w:rPr>
+          <w:rFonts w:ascii="Arial" w:cs="Arial" w:eastAsia="Arial" w:hAnsi="Arial"/>
+          <w:b w:val="false"/>
+          <w:bCs w:val="false"/>
+          <w:sz w:val="22"/>
+          <w:szCs w:val="22"/>
+          <w:rtl/>
+        </w:rPr>
+        <w:t xml:space="preserve">כל זכויות הקניין הרוחני בקמפיין, בשמו, בסימניו, בתכניו ובכל יצירה שתיווצר במסגרתו הן בבעלותה הבלעדית של חותם, בין שנוצרו על ידה, על ידי קרומבי או על ידי מי מטעמם. קרומבי מעביר לחותם כל זכות שעשויה לקום לו בהם, וזכויותיו המוסריות לא ימנעו מחותם שימוש או שינוי. עם פקיעת ההסכם יחדל קרומבי מכל שימוש בהם.</w:t>
       </w:r>
     </w:p>
     <w:p>
       <w:pPr>
         <w:keepNext/>
         <w:bidi/>
-        <w:spacing w:after="110" w:before="260"/>
+        <w:spacing w:after="70" w:before="240"/>
       </w:pPr>
       <w:r>
         <w:rPr>
@@ -531,10 +921,54 @@
           <w:bCs/>
           <w:sz w:val="26"/>
           <w:szCs w:val="26"/>
+          <w:rtl/>
+        </w:rPr>
+        <w:t xml:space="preserve">תקופת ההסכם וסיומו</w:t>
+      </w:r>
+    </w:p>
+    <w:p>
+      <w:pPr>
+        <w:bidi/>
+        <w:spacing w:after="130" w:line="288"/>
+        <w:ind w:start="624" w:hanging="624"/>
+        <w:jc w:val="both"/>
+      </w:pPr>
+      <w:r>
+        <w:rPr>
+          <w:rFonts w:ascii="Arial" w:cs="Arial" w:eastAsia="Arial" w:hAnsi="Arial"/>
+          <w:sz w:val="22"/>
+          <w:szCs w:val="22"/>
           <w:rtl w:val="false"/>
         </w:rPr>
-        <w:t xml:space="preserve">7.  </w:t>
-      </w:r>
+        <w:t xml:space="preserve">13</w:t>
+      </w:r>
+      <w:r>
+        <w:rPr>
+          <w:rFonts w:ascii="Arial" w:cs="Arial" w:eastAsia="Arial" w:hAnsi="Arial"/>
+          <w:sz w:val="22"/>
+          <w:szCs w:val="22"/>
+          <w:rtl/>
+        </w:rPr>
+        <w:t xml:space="preserve">.  </w:t>
+      </w:r>
+      <w:r>
+        <w:rPr>
+          <w:rFonts w:ascii="Arial" w:cs="Arial" w:eastAsia="Arial" w:hAnsi="Arial"/>
+          <w:b w:val="false"/>
+          <w:bCs w:val="false"/>
+          <w:sz w:val="22"/>
+          <w:szCs w:val="22"/>
+          <w:rtl/>
+        </w:rPr>
+        <w:t xml:space="preserve">הסכם זה ייכנס לתוקף עם חתימתו ויעמוד בתוקפו עד ליום הבחירות ובכללו. חותם רשאית להביא את ההתקשרות לסיום בכל עת בהודעה בכתב ובלא חובת נימוק. הוראות הסודיות, הדאטה, הקניין הרוחני, האחריות והשיפוי יעמדו בתוקפן אף לאחר סיום ההסכם.</w:t>
+      </w:r>
+    </w:p>
+    <w:p>
+      <w:pPr>
+        <w:keepNext/>
+        <w:bidi/>
+        <w:spacing w:after="70" w:before="240"/>
+      </w:pPr>
       <w:r>
         <w:rPr>
           <w:rFonts w:ascii="Arial" w:cs="Arial" w:eastAsia="Arial" w:hAnsi="Arial"/>
@@ -544,30 +978,51 @@
           <w:szCs w:val="26"/>
           <w:rtl/>
         </w:rPr>
-        <w:t xml:space="preserve">הכספים, ייעודם והשליטה בהם</w:t>
-      </w:r>
-    </w:p>
-    <w:p>
-      <w:pPr>
-        <w:bidi/>
-        <w:spacing w:after="120" w:line="288"/>
-        <w:jc w:val="both"/>
-      </w:pPr>
-      <w:r>
-        <w:rPr>
-          <w:rFonts w:ascii="Arial" w:cs="Arial" w:eastAsia="Arial" w:hAnsi="Arial"/>
-          <w:sz w:val="22"/>
-          <w:szCs w:val="22"/>
-          <w:rtl/>
-        </w:rPr>
-        <w:t xml:space="preserve">כל התרומות שיגויסו בקמפיין יתקבלו בחשבון הבנק של חותם, יהיו כספי חותם לכל דבר ועניין ויישארו בשליטתה המלאה. חותם תייעד את הכספים למימון הקמפיין ולמטרותיה הרשומות. לא יועברו כספי תרומות לקרומבי, לגורם הקשור אליו או לתאגיד שבשליטתו או שהוא חבר בו. יתרה שתיוותר בתום הקמפיין תישאר בידי חותם ותשמש את מטרותיה הרשומות.</w:t>
+        <w:t xml:space="preserve">היעדר יחסי עבודה ושותפות</w:t>
+      </w:r>
+    </w:p>
+    <w:p>
+      <w:pPr>
+        <w:bidi/>
+        <w:spacing w:after="130" w:line="288"/>
+        <w:ind w:start="624" w:hanging="624"/>
+        <w:jc w:val="both"/>
+      </w:pPr>
+      <w:r>
+        <w:rPr>
+          <w:rFonts w:ascii="Arial" w:cs="Arial" w:eastAsia="Arial" w:hAnsi="Arial"/>
+          <w:sz w:val="22"/>
+          <w:szCs w:val="22"/>
+          <w:rtl w:val="false"/>
+        </w:rPr>
+        <w:t xml:space="preserve">14</w:t>
+      </w:r>
+      <w:r>
+        <w:rPr>
+          <w:rFonts w:ascii="Arial" w:cs="Arial" w:eastAsia="Arial" w:hAnsi="Arial"/>
+          <w:sz w:val="22"/>
+          <w:szCs w:val="22"/>
+          <w:rtl/>
+        </w:rPr>
+        <w:t xml:space="preserve">.  </w:t>
+      </w:r>
+      <w:r>
+        <w:rPr>
+          <w:rFonts w:ascii="Arial" w:cs="Arial" w:eastAsia="Arial" w:hAnsi="Arial"/>
+          <w:b w:val="false"/>
+          <w:bCs w:val="false"/>
+          <w:sz w:val="22"/>
+          <w:szCs w:val="22"/>
+          <w:rtl/>
+        </w:rPr>
+        <w:t xml:space="preserve">קרומבי פועל כנותן שירות עצמאי. אין בהסכם זה כדי ליצור יחסי עובד ומעביד, שותפות, מיזם משותף או שליחות מעבר לאמור בו. קרומבי אינו רשאי לחייב את חותם, להתחייב בשמה או להציג עצמו כמוסמך לכך, אלא בהרשאה מפורשת בכתב. אלא אם הוסכם אחרת בכתב, לא יהיה קרומבי זכאי לתמורה כספית בגין פעולתו לפי הסכם זה.</w:t>
       </w:r>
     </w:p>
     <w:p>
       <w:pPr>
         <w:keepNext/>
         <w:bidi/>
-        <w:spacing w:after="110" w:before="260"/>
+        <w:spacing w:after="70" w:before="240"/>
       </w:pPr>
       <w:r>
         <w:rPr>
@@ -576,10 +1031,54 @@
           <w:bCs/>
           <w:sz w:val="26"/>
           <w:szCs w:val="26"/>
+          <w:rtl/>
+        </w:rPr>
+        <w:t xml:space="preserve">סודיות והצהרות</w:t>
+      </w:r>
+    </w:p>
+    <w:p>
+      <w:pPr>
+        <w:bidi/>
+        <w:spacing w:after="130" w:line="288"/>
+        <w:ind w:start="624" w:hanging="624"/>
+        <w:jc w:val="both"/>
+      </w:pPr>
+      <w:r>
+        <w:rPr>
+          <w:rFonts w:ascii="Arial" w:cs="Arial" w:eastAsia="Arial" w:hAnsi="Arial"/>
+          <w:sz w:val="22"/>
+          <w:szCs w:val="22"/>
           <w:rtl w:val="false"/>
         </w:rPr>
-        <w:t xml:space="preserve">8.  </w:t>
-      </w:r>
+        <w:t xml:space="preserve">15</w:t>
+      </w:r>
+      <w:r>
+        <w:rPr>
+          <w:rFonts w:ascii="Arial" w:cs="Arial" w:eastAsia="Arial" w:hAnsi="Arial"/>
+          <w:sz w:val="22"/>
+          <w:szCs w:val="22"/>
+          <w:rtl/>
+        </w:rPr>
+        <w:t xml:space="preserve">.  </w:t>
+      </w:r>
+      <w:r>
+        <w:rPr>
+          <w:rFonts w:ascii="Arial" w:cs="Arial" w:eastAsia="Arial" w:hAnsi="Arial"/>
+          <w:b w:val="false"/>
+          <w:bCs w:val="false"/>
+          <w:sz w:val="22"/>
+          <w:szCs w:val="22"/>
+          <w:rtl/>
+        </w:rPr>
+        <w:t xml:space="preserve">כל צד ישמור בסודיות כל מידע שהגיע אליו מן הצד האחר או במסגרת הקמפיין ולא יעשה בו שימוש שאינו לצורך הקמפיין, וחובה זו אינה מוגבלת בזמן. כל צד מצהיר כי הוא רשאי להתקשר בהסכם זה וכי גילה לצד האחר כל עניין העלול להשפיע על קיומו, ואי גילוי בתום לב של מניעה ידועה הוא הפרה יסודית.</w:t>
+      </w:r>
+    </w:p>
+    <w:p>
+      <w:pPr>
+        <w:keepNext/>
+        <w:bidi/>
+        <w:spacing w:after="70" w:before="240"/>
+      </w:pPr>
       <w:r>
         <w:rPr>
           <w:rFonts w:ascii="Arial" w:cs="Arial" w:eastAsia="Arial" w:hAnsi="Arial"/>
@@ -589,30 +1088,51 @@
           <w:szCs w:val="26"/>
           <w:rtl/>
         </w:rPr>
-        <w:t xml:space="preserve">קבלות ומענה לתורמים</w:t>
-      </w:r>
-    </w:p>
-    <w:p>
-      <w:pPr>
-        <w:bidi/>
-        <w:spacing w:after="120" w:line="288"/>
-        <w:jc w:val="both"/>
-      </w:pPr>
-      <w:r>
-        <w:rPr>
-          <w:rFonts w:ascii="Arial" w:cs="Arial" w:eastAsia="Arial" w:hAnsi="Arial"/>
-          <w:sz w:val="22"/>
-          <w:szCs w:val="22"/>
-          <w:rtl/>
-        </w:rPr>
-        <w:t xml:space="preserve">חותם היא הגורם המנפיק את הקבלות לתורמי הקמפיין, באמצעות מערכותיה ומזכירותה, בשמה ובנוסח הנדרש לפי דין, לרבות הנוסח בדבר אישור מוסד ציבורי לעניין תרומות לפי סעיף 46 לפקודת מס הכנסה. פניות תורמים ייענו על ידי מזכירות חותם. קרומבי לא ינפיק קבלה, לא יתחייב כלפי תורם בעניין קבלה או הטבת מס ולא יציג כל מצג בעניין זה.</w:t>
+        <w:t xml:space="preserve">הפרה ותרופות</w:t>
+      </w:r>
+    </w:p>
+    <w:p>
+      <w:pPr>
+        <w:bidi/>
+        <w:spacing w:after="130" w:line="288"/>
+        <w:ind w:start="624" w:hanging="624"/>
+        <w:jc w:val="both"/>
+      </w:pPr>
+      <w:r>
+        <w:rPr>
+          <w:rFonts w:ascii="Arial" w:cs="Arial" w:eastAsia="Arial" w:hAnsi="Arial"/>
+          <w:sz w:val="22"/>
+          <w:szCs w:val="22"/>
+          <w:rtl w:val="false"/>
+        </w:rPr>
+        <w:t xml:space="preserve">16</w:t>
+      </w:r>
+      <w:r>
+        <w:rPr>
+          <w:rFonts w:ascii="Arial" w:cs="Arial" w:eastAsia="Arial" w:hAnsi="Arial"/>
+          <w:sz w:val="22"/>
+          <w:szCs w:val="22"/>
+          <w:rtl/>
+        </w:rPr>
+        <w:t xml:space="preserve">.  </w:t>
+      </w:r>
+      <w:r>
+        <w:rPr>
+          <w:rFonts w:ascii="Arial" w:cs="Arial" w:eastAsia="Arial" w:hAnsi="Arial"/>
+          <w:b w:val="false"/>
+          <w:bCs w:val="false"/>
+          <w:sz w:val="22"/>
+          <w:szCs w:val="22"/>
+          <w:rtl/>
+        </w:rPr>
+        <w:t xml:space="preserve">הפרת הוראה מן ההוראות שבסעיפים העוסקים בהלימה למטרות העמותה, באופי הקמפיין והיעדר השיוך הפוליטי, בכספים וייעודם, בקבלות, בדאטה ובדיוור, היא הפרה יסודית של ההסכם. בהפרה יסודית רשאית חותם להביא את ההתקשרות לסיום לאלתר ולתבוע כל סעד ותרופה לפי דין, לרבות פיצוי בגין כל נזק שנגרם, ואין בתרופה אחת כדי לגרוע מן האחרות.</w:t>
       </w:r>
     </w:p>
     <w:p>
       <w:pPr>
         <w:keepNext/>
         <w:bidi/>
-        <w:spacing w:after="110" w:before="260"/>
+        <w:spacing w:after="70" w:before="240"/>
       </w:pPr>
       <w:r>
         <w:rPr>
@@ -621,10 +1141,54 @@
           <w:bCs/>
           <w:sz w:val="26"/>
           <w:szCs w:val="26"/>
+          <w:rtl/>
+        </w:rPr>
+        <w:t xml:space="preserve">בוררות</w:t>
+      </w:r>
+    </w:p>
+    <w:p>
+      <w:pPr>
+        <w:bidi/>
+        <w:spacing w:after="130" w:line="288"/>
+        <w:ind w:start="624" w:hanging="624"/>
+        <w:jc w:val="both"/>
+      </w:pPr>
+      <w:r>
+        <w:rPr>
+          <w:rFonts w:ascii="Arial" w:cs="Arial" w:eastAsia="Arial" w:hAnsi="Arial"/>
+          <w:sz w:val="22"/>
+          <w:szCs w:val="22"/>
           <w:rtl w:val="false"/>
         </w:rPr>
-        <w:t xml:space="preserve">9.  </w:t>
-      </w:r>
+        <w:t xml:space="preserve">17</w:t>
+      </w:r>
+      <w:r>
+        <w:rPr>
+          <w:rFonts w:ascii="Arial" w:cs="Arial" w:eastAsia="Arial" w:hAnsi="Arial"/>
+          <w:sz w:val="22"/>
+          <w:szCs w:val="22"/>
+          <w:rtl/>
+        </w:rPr>
+        <w:t xml:space="preserve">.  </w:t>
+      </w:r>
+      <w:r>
+        <w:rPr>
+          <w:rFonts w:ascii="Arial" w:cs="Arial" w:eastAsia="Arial" w:hAnsi="Arial"/>
+          <w:b w:val="false"/>
+          <w:bCs w:val="false"/>
+          <w:sz w:val="22"/>
+          <w:szCs w:val="22"/>
+          <w:rtl/>
+        </w:rPr>
+        <w:t xml:space="preserve">כל מחלוקת בין הצדדים בקשר להסכם זה תובא להכרעת בורר בבית דין שיוסכם בין הצדדים. הבורר לא יהיה כפוף לסדרי הדין ולדיני הראיות, יהיה כפוף לדין המהותי, וינמק את פסקו. הליך הבוררות יהיה חסוי.</w:t>
+      </w:r>
+    </w:p>
+    <w:p>
+      <w:pPr>
+        <w:keepNext/>
+        <w:bidi/>
+        <w:spacing w:after="70" w:before="240"/>
+      </w:pPr>
       <w:r>
         <w:rPr>
           <w:rFonts w:ascii="Arial" w:cs="Arial" w:eastAsia="Arial" w:hAnsi="Arial"/>
@@ -634,423 +1198,39 @@
           <w:szCs w:val="26"/>
           <w:rtl/>
         </w:rPr>
-        <w:t xml:space="preserve">עמלת שירות ותפעול</w:t>
-      </w:r>
-    </w:p>
-    <w:p>
-      <w:pPr>
-        <w:bidi/>
-        <w:spacing w:after="120" w:line="288"/>
-        <w:jc w:val="both"/>
-      </w:pPr>
-      <w:r>
-        <w:rPr>
-          <w:rFonts w:ascii="Arial" w:cs="Arial" w:eastAsia="Arial" w:hAnsi="Arial"/>
-          <w:sz w:val="22"/>
-          <w:szCs w:val="22"/>
-          <w:rtl/>
-        </w:rPr>
-        <w:t xml:space="preserve">כנגד העמדת מערך הסליקה, המזכירות, המערכות והתפעול, ובגין עלויות ההקמה והתפעול, תותיר חותם בידיה ארבעה אחוזים מסך התרומות הברוטו שיגויסו בקמפיין. סכום זה יופרש מן הברוטו קודם לייעוד היתרה לקמפיין. עמלות פלטפורמת הגיוס, עמלות הסליקה ואמצעי התשלום וכל עמלה חיצונית אחרת אינן נכללות בשיעור האמור, וההסדר לגביהן ייקבע בין הצדדים בכתב.</w:t>
-      </w:r>
-    </w:p>
-    <w:p>
-      <w:pPr>
-        <w:keepNext/>
-        <w:bidi/>
-        <w:spacing w:after="110" w:before="260"/>
-      </w:pPr>
-      <w:r>
-        <w:rPr>
-          <w:rFonts w:ascii="Arial" w:cs="Arial" w:eastAsia="Arial" w:hAnsi="Arial"/>
-          <w:b/>
-          <w:bCs/>
-          <w:sz w:val="26"/>
-          <w:szCs w:val="26"/>
+        <w:t xml:space="preserve">כללי</w:t>
+      </w:r>
+    </w:p>
+    <w:p>
+      <w:pPr>
+        <w:bidi/>
+        <w:spacing w:after="130" w:line="288"/>
+        <w:ind w:start="624" w:hanging="624"/>
+        <w:jc w:val="both"/>
+      </w:pPr>
+      <w:r>
+        <w:rPr>
+          <w:rFonts w:ascii="Arial" w:cs="Arial" w:eastAsia="Arial" w:hAnsi="Arial"/>
+          <w:sz w:val="22"/>
+          <w:szCs w:val="22"/>
           <w:rtl w:val="false"/>
         </w:rPr>
-        <w:t xml:space="preserve">10.  </w:t>
-      </w:r>
-      <w:r>
-        <w:rPr>
-          <w:rFonts w:ascii="Arial" w:cs="Arial" w:eastAsia="Arial" w:hAnsi="Arial"/>
-          <w:b/>
-          <w:bCs/>
-          <w:sz w:val="26"/>
-          <w:szCs w:val="26"/>
-          <w:rtl/>
-        </w:rPr>
-        <w:t xml:space="preserve">הדאטה, בעלות ושימוש</w:t>
-      </w:r>
-    </w:p>
-    <w:p>
-      <w:pPr>
-        <w:bidi/>
-        <w:spacing w:after="120" w:line="288"/>
-        <w:jc w:val="both"/>
-      </w:pPr>
-      <w:r>
-        <w:rPr>
-          <w:rFonts w:ascii="Arial" w:cs="Arial" w:eastAsia="Arial" w:hAnsi="Arial"/>
-          <w:sz w:val="22"/>
-          <w:szCs w:val="22"/>
-          <w:rtl/>
-        </w:rPr>
-        <w:t xml:space="preserve">כל נתוני התורמים והנתונים שייאספו בקמפיין (להלן "הדאטה") יהיו בבעלותה הבלעדית של חותם ויישמרו במערכותיה. חותם רשאית לעשות בדאטה שימוש לצורך הקמפיין, לצורך שאר פעילותה ומטרותיה, וכן לאחר פקיעתו של הסכם זה, וקרומבי מאשר זאת ומוותר על כל טענה בעניין. קרומבי לא יעתיק, לא יוציא, לא ישמור ולא יעשה בדאטה כל שימוש שאינו לצורך הקמפיין ובאישור חותם, ולא יעבירה לצד שלישי. השימוש בדאטה ייעשה בהתאם לחוק הגנת הפרטיות, התשמ"א 1981, ולכל דין.</w:t>
-      </w:r>
-    </w:p>
-    <w:p>
-      <w:pPr>
-        <w:keepNext/>
-        <w:bidi/>
-        <w:spacing w:after="110" w:before="260"/>
-      </w:pPr>
-      <w:r>
-        <w:rPr>
-          <w:rFonts w:ascii="Arial" w:cs="Arial" w:eastAsia="Arial" w:hAnsi="Arial"/>
-          <w:b/>
-          <w:bCs/>
-          <w:sz w:val="26"/>
-          <w:szCs w:val="26"/>
-          <w:rtl w:val="false"/>
-        </w:rPr>
-        <w:t xml:space="preserve">11.  </w:t>
-      </w:r>
-      <w:r>
-        <w:rPr>
-          <w:rFonts w:ascii="Arial" w:cs="Arial" w:eastAsia="Arial" w:hAnsi="Arial"/>
-          <w:b/>
-          <w:bCs/>
-          <w:sz w:val="26"/>
-          <w:szCs w:val="26"/>
-          <w:rtl/>
-        </w:rPr>
-        <w:t xml:space="preserve">דיוור, אחריות ושיפוי</w:t>
-      </w:r>
-    </w:p>
-    <w:p>
-      <w:pPr>
-        <w:bidi/>
-        <w:spacing w:after="120" w:line="288"/>
-        <w:jc w:val="both"/>
-      </w:pPr>
-      <w:r>
-        <w:rPr>
-          <w:rFonts w:ascii="Arial" w:cs="Arial" w:eastAsia="Arial" w:hAnsi="Arial"/>
-          <w:sz w:val="22"/>
-          <w:szCs w:val="22"/>
-          <w:rtl/>
-        </w:rPr>
-        <w:t xml:space="preserve">רשימות ההפצה, מקורות הפנייה ותכני הדיוור יימסרו ויאושרו על ידי קרומבי, והוא מצהיר כי הושגו כדין וכי קיים הבסיס החוקי לפנייה אל הנמענים. אף אם הדיוור נשלח בפועל באמצעות מערכות חותם, יישא קרומבי באחריות המלאה לכל תביעה, דרישה, קנס או הליך בגין משלוח דבר פרסומת, לרבות לפי סעיף 30א לחוק התקשורת (בזק ושידורים), התשמ"ב 1982, וכן בגין תוכן הדיוור, וישפה את חותם על כל סכום, נזק והוצאה, לרבות הוצאות משפט ושכר טרחת עורך דין, מיד עם דרישתה הראשונה. אחריותו ושיפויו לפי סעיף זה אינם מוגבלים בסכום.</w:t>
-      </w:r>
-    </w:p>
-    <w:p>
-      <w:pPr>
-        <w:keepNext/>
-        <w:bidi/>
-        <w:spacing w:after="110" w:before="260"/>
-      </w:pPr>
-      <w:r>
-        <w:rPr>
-          <w:rFonts w:ascii="Arial" w:cs="Arial" w:eastAsia="Arial" w:hAnsi="Arial"/>
-          <w:b/>
-          <w:bCs/>
-          <w:sz w:val="26"/>
-          <w:szCs w:val="26"/>
-          <w:rtl w:val="false"/>
-        </w:rPr>
-        <w:t xml:space="preserve">12.  </w:t>
-      </w:r>
-      <w:r>
-        <w:rPr>
-          <w:rFonts w:ascii="Arial" w:cs="Arial" w:eastAsia="Arial" w:hAnsi="Arial"/>
-          <w:b/>
-          <w:bCs/>
-          <w:sz w:val="26"/>
-          <w:szCs w:val="26"/>
-          <w:rtl/>
-        </w:rPr>
-        <w:t xml:space="preserve">קניין רוחני</w:t>
-      </w:r>
-    </w:p>
-    <w:p>
-      <w:pPr>
-        <w:bidi/>
-        <w:spacing w:after="120" w:line="288"/>
-        <w:jc w:val="both"/>
-      </w:pPr>
-      <w:r>
-        <w:rPr>
-          <w:rFonts w:ascii="Arial" w:cs="Arial" w:eastAsia="Arial" w:hAnsi="Arial"/>
-          <w:sz w:val="22"/>
-          <w:szCs w:val="22"/>
-          <w:rtl/>
-        </w:rPr>
-        <w:t xml:space="preserve">כל זכויות הקניין הרוחני בקמפיין, בשמו, בסימניו, בתכניו ובכל יצירה שתיווצר במסגרתו הן בבעלותה הבלעדית של חותם, בין שנוצרו על ידה, על ידי קרומבי או על ידי מי מטעמם. קרומבי מעביר לחותם כל זכות שעשויה לקום לו בהם, וזכויותיו המוסריות לא ימנעו מחותם שימוש או שינוי. עם פקיעת ההסכם יחדל קרומבי מכל שימוש בהם.</w:t>
-      </w:r>
-    </w:p>
-    <w:p>
-      <w:pPr>
-        <w:keepNext/>
-        <w:bidi/>
-        <w:spacing w:after="110" w:before="260"/>
-      </w:pPr>
-      <w:r>
-        <w:rPr>
-          <w:rFonts w:ascii="Arial" w:cs="Arial" w:eastAsia="Arial" w:hAnsi="Arial"/>
-          <w:b/>
-          <w:bCs/>
-          <w:sz w:val="26"/>
-          <w:szCs w:val="26"/>
-          <w:rtl w:val="false"/>
-        </w:rPr>
-        <w:t xml:space="preserve">13.  </w:t>
-      </w:r>
-      <w:r>
-        <w:rPr>
-          <w:rFonts w:ascii="Arial" w:cs="Arial" w:eastAsia="Arial" w:hAnsi="Arial"/>
-          <w:b/>
-          <w:bCs/>
-          <w:sz w:val="26"/>
-          <w:szCs w:val="26"/>
-          <w:rtl/>
-        </w:rPr>
-        <w:t xml:space="preserve">תקופת ההסכם וסיומו</w:t>
-      </w:r>
-    </w:p>
-    <w:p>
-      <w:pPr>
-        <w:bidi/>
-        <w:spacing w:after="120" w:line="288"/>
-        <w:jc w:val="both"/>
-      </w:pPr>
-      <w:r>
-        <w:rPr>
-          <w:rFonts w:ascii="Arial" w:cs="Arial" w:eastAsia="Arial" w:hAnsi="Arial"/>
-          <w:sz w:val="22"/>
-          <w:szCs w:val="22"/>
-          <w:rtl/>
-        </w:rPr>
-        <w:t xml:space="preserve">הסכם זה ייכנס לתוקף עם חתימתו ויעמוד בתוקפו עד ליום הבחירות ובכללו. חותם רשאית להביא את ההתקשרות לסיום בכל עת בהודעה בכתב ובלא חובת נימוק. הוראות הסודיות, הדאטה, הקניין הרוחני, האחריות והשיפוי יעמדו בתוקפן אף לאחר סיום ההסכם.</w:t>
-      </w:r>
-    </w:p>
-    <w:p>
-      <w:pPr>
-        <w:keepNext/>
-        <w:bidi/>
-        <w:spacing w:after="110" w:before="260"/>
-      </w:pPr>
-      <w:r>
-        <w:rPr>
-          <w:rFonts w:ascii="Arial" w:cs="Arial" w:eastAsia="Arial" w:hAnsi="Arial"/>
-          <w:b/>
-          <w:bCs/>
-          <w:sz w:val="26"/>
-          <w:szCs w:val="26"/>
-          <w:rtl w:val="false"/>
-        </w:rPr>
-        <w:t xml:space="preserve">14.  </w:t>
-      </w:r>
-      <w:r>
-        <w:rPr>
-          <w:rFonts w:ascii="Arial" w:cs="Arial" w:eastAsia="Arial" w:hAnsi="Arial"/>
-          <w:b/>
-          <w:bCs/>
-          <w:sz w:val="26"/>
-          <w:szCs w:val="26"/>
-          <w:rtl/>
-        </w:rPr>
-        <w:t xml:space="preserve">היעדר יחסי עבודה ושותפות</w:t>
-      </w:r>
-    </w:p>
-    <w:p>
-      <w:pPr>
-        <w:bidi/>
-        <w:spacing w:after="120" w:line="288"/>
-        <w:jc w:val="both"/>
-      </w:pPr>
-      <w:r>
-        <w:rPr>
-          <w:rFonts w:ascii="Arial" w:cs="Arial" w:eastAsia="Arial" w:hAnsi="Arial"/>
-          <w:sz w:val="22"/>
-          <w:szCs w:val="22"/>
-          <w:rtl/>
-        </w:rPr>
-        <w:t xml:space="preserve">קרומבי פועל כנותן שירות עצמאי. אין בהסכם זה כדי ליצור יחסי עובד ומעביד, שותפות, מיזם משותף או שליחות מעבר לאמור בו. קרומבי אינו רשאי לחייב את חותם, להתחייב בשמה או להציג עצמו כמוסמך לכך, אלא בהרשאה מפורשת בכתב. אלא אם הוסכם אחרת בכתב, לא יהיה קרומבי זכאי לתמורה כספית בגין פעולתו לפי הסכם זה.</w:t>
-      </w:r>
-    </w:p>
-    <w:p>
-      <w:pPr>
-        <w:keepNext/>
-        <w:bidi/>
-        <w:spacing w:after="110" w:before="260"/>
-      </w:pPr>
-      <w:r>
-        <w:rPr>
-          <w:rFonts w:ascii="Arial" w:cs="Arial" w:eastAsia="Arial" w:hAnsi="Arial"/>
-          <w:b/>
-          <w:bCs/>
-          <w:sz w:val="26"/>
-          <w:szCs w:val="26"/>
-          <w:rtl w:val="false"/>
-        </w:rPr>
-        <w:t xml:space="preserve">15.  </w:t>
-      </w:r>
-      <w:r>
-        <w:rPr>
-          <w:rFonts w:ascii="Arial" w:cs="Arial" w:eastAsia="Arial" w:hAnsi="Arial"/>
-          <w:b/>
-          <w:bCs/>
-          <w:sz w:val="26"/>
-          <w:szCs w:val="26"/>
-          <w:rtl/>
-        </w:rPr>
-        <w:t xml:space="preserve">סודיות והצהרות</w:t>
-      </w:r>
-    </w:p>
-    <w:p>
-      <w:pPr>
-        <w:bidi/>
-        <w:spacing w:after="120" w:line="288"/>
-        <w:jc w:val="both"/>
-      </w:pPr>
-      <w:r>
-        <w:rPr>
-          <w:rFonts w:ascii="Arial" w:cs="Arial" w:eastAsia="Arial" w:hAnsi="Arial"/>
-          <w:sz w:val="22"/>
-          <w:szCs w:val="22"/>
-          <w:rtl/>
-        </w:rPr>
-        <w:t xml:space="preserve">כל צד ישמור בסודיות כל מידע שהגיע אליו מן הצד האחר או במסגרת הקמפיין ולא יעשה בו שימוש שאינו לצורך הקמפיין, וחובה זו אינה מוגבלת בזמן. כל צד מצהיר כי הוא רשאי להתקשר בהסכם זה וכי גילה לצד האחר כל עניין העלול להשפיע על קיומו, ואי גילוי בתום לב של מניעה ידועה הוא הפרה יסודית.</w:t>
-      </w:r>
-    </w:p>
-    <w:p>
-      <w:pPr>
-        <w:keepNext/>
-        <w:bidi/>
-        <w:spacing w:after="110" w:before="260"/>
-      </w:pPr>
-      <w:r>
-        <w:rPr>
-          <w:rFonts w:ascii="Arial" w:cs="Arial" w:eastAsia="Arial" w:hAnsi="Arial"/>
-          <w:b/>
-          <w:bCs/>
-          <w:sz w:val="26"/>
-          <w:szCs w:val="26"/>
-          <w:rtl w:val="false"/>
-        </w:rPr>
-        <w:t xml:space="preserve">16.  </w:t>
-      </w:r>
-      <w:r>
-        <w:rPr>
-          <w:rFonts w:ascii="Arial" w:cs="Arial" w:eastAsia="Arial" w:hAnsi="Arial"/>
-          <w:b/>
-          <w:bCs/>
-          <w:sz w:val="26"/>
-          <w:szCs w:val="26"/>
-          <w:rtl/>
-        </w:rPr>
-        <w:t xml:space="preserve">הפרה ותרופות</w:t>
-      </w:r>
-    </w:p>
-    <w:p>
-      <w:pPr>
-        <w:bidi/>
-        <w:spacing w:after="120" w:line="288"/>
-        <w:jc w:val="both"/>
-      </w:pPr>
-      <w:r>
-        <w:rPr>
-          <w:rFonts w:ascii="Arial" w:cs="Arial" w:eastAsia="Arial" w:hAnsi="Arial"/>
-          <w:sz w:val="22"/>
-          <w:szCs w:val="22"/>
-          <w:rtl/>
-        </w:rPr>
-        <w:t xml:space="preserve">הפרת הוראה מן ההוראות שבסעיפים העוסקים בהלימה למטרות העמותה, באופי הקמפיין והיעדר השיוך הפוליטי, בכספים וייעודם, בקבלות, בדאטה ובדיוור, היא הפרה יסודית של ההסכם. בהפרה יסודית רשאית חותם להביא את ההתקשרות לסיום לאלתר ולתבוע כל סעד ותרופה לפי דין, לרבות פיצוי בגין כל נזק שנגרם, ואין בתרופה אחת כדי לגרוע מן האחרות.</w:t>
-      </w:r>
-    </w:p>
-    <w:p>
-      <w:pPr>
-        <w:keepNext/>
-        <w:bidi/>
-        <w:spacing w:after="110" w:before="260"/>
-      </w:pPr>
-      <w:r>
-        <w:rPr>
-          <w:rFonts w:ascii="Arial" w:cs="Arial" w:eastAsia="Arial" w:hAnsi="Arial"/>
-          <w:b/>
-          <w:bCs/>
-          <w:sz w:val="26"/>
-          <w:szCs w:val="26"/>
-          <w:rtl w:val="false"/>
-        </w:rPr>
-        <w:t xml:space="preserve">17.  </w:t>
-      </w:r>
-      <w:r>
-        <w:rPr>
-          <w:rFonts w:ascii="Arial" w:cs="Arial" w:eastAsia="Arial" w:hAnsi="Arial"/>
-          <w:b/>
-          <w:bCs/>
-          <w:sz w:val="26"/>
-          <w:szCs w:val="26"/>
-          <w:rtl/>
-        </w:rPr>
-        <w:t xml:space="preserve">בוררות</w:t>
-      </w:r>
-    </w:p>
-    <w:p>
-      <w:pPr>
-        <w:bidi/>
-        <w:spacing w:after="120" w:line="288"/>
-        <w:jc w:val="both"/>
-      </w:pPr>
-      <w:r>
-        <w:rPr>
-          <w:rFonts w:ascii="Arial" w:cs="Arial" w:eastAsia="Arial" w:hAnsi="Arial"/>
-          <w:sz w:val="22"/>
-          <w:szCs w:val="22"/>
-          <w:rtl/>
-        </w:rPr>
-        <w:t xml:space="preserve">כל מחלוקת בין הצדדים בקשר להסכם זה תובא להכרעת בורר בבית דין שיוסכם בין הצדדים. הבורר לא יהיה כפוף לסדרי הדין ולדיני הראיות, יהיה כפוף לדין המהותי, וינמק את פסקו. הליך הבוררות יהיה חסוי.</w:t>
-      </w:r>
-    </w:p>
-    <w:p>
-      <w:pPr>
-        <w:keepNext/>
-        <w:bidi/>
-        <w:spacing w:after="110" w:before="260"/>
-      </w:pPr>
-      <w:r>
-        <w:rPr>
-          <w:rFonts w:ascii="Arial" w:cs="Arial" w:eastAsia="Arial" w:hAnsi="Arial"/>
-          <w:b/>
-          <w:bCs/>
-          <w:sz w:val="26"/>
-          <w:szCs w:val="26"/>
-          <w:rtl w:val="false"/>
-        </w:rPr>
-        <w:t xml:space="preserve">18.  </w:t>
-      </w:r>
-      <w:r>
-        <w:rPr>
-          <w:rFonts w:ascii="Arial" w:cs="Arial" w:eastAsia="Arial" w:hAnsi="Arial"/>
-          <w:b/>
-          <w:bCs/>
-          <w:sz w:val="26"/>
-          <w:szCs w:val="26"/>
-          <w:rtl/>
-        </w:rPr>
-        <w:t xml:space="preserve">כללי</w:t>
-      </w:r>
-    </w:p>
-    <w:p>
-      <w:pPr>
-        <w:bidi/>
-        <w:spacing w:after="120" w:line="288"/>
-        <w:jc w:val="both"/>
-      </w:pPr>
-      <w:r>
-        <w:rPr>
-          <w:rFonts w:ascii="Arial" w:cs="Arial" w:eastAsia="Arial" w:hAnsi="Arial"/>
+        <w:t xml:space="preserve">18</w:t>
+      </w:r>
+      <w:r>
+        <w:rPr>
+          <w:rFonts w:ascii="Arial" w:cs="Arial" w:eastAsia="Arial" w:hAnsi="Arial"/>
+          <w:sz w:val="22"/>
+          <w:szCs w:val="22"/>
+          <w:rtl/>
+        </w:rPr>
+        <w:t xml:space="preserve">.  </w:t>
+      </w:r>
+      <w:r>
+        <w:rPr>
+          <w:rFonts w:ascii="Arial" w:cs="Arial" w:eastAsia="Arial" w:hAnsi="Arial"/>
+          <w:b w:val="false"/>
+          <w:bCs w:val="false"/>
           <w:sz w:val="22"/>
           <w:szCs w:val="22"/>
           <w:rtl/>

--- a/הסכם-חותם-קרומבי/תוצר/הסכם-שיתוף-פעולה.docx
+++ b/הסכם-חותם-קרומבי/תוצר/הסכם-שיתוף-פעולה.docx
@@ -87,7 +87,7 @@
           <w:szCs w:val="22"/>
           <w:rtl/>
         </w:rPr>
-        <w:t xml:space="preserve">  ברל'ה קרומבי, ת.ז. ________, שכתובתו ________ (להלן "קרומבי"), באופן אישי;</w:t>
+        <w:t xml:space="preserve">  ברל'ה קרומבי, ת.ז. ________, שכתובתו ________, באופן אישי;</w:t>
       </w:r>
     </w:p>
     <w:p>
@@ -199,7 +199,7 @@
           <w:szCs w:val="22"/>
           <w:rtl/>
         </w:rPr>
-        <w:t xml:space="preserve">ולקרומבי קשרים ענפים ויכולת יזמות בתחום, וחותם מבקשת שיוציא את הקמפיין לפועל מטעמה ובעבורה;</w:t>
+        <w:t xml:space="preserve">ולברל'ה קרומבי קשרים ענפים ויכולת יזמות בתחום, וחותם מבקשת שיוציא את הקמפיין לפועל מטעמה ובעבורה;</w:t>
       </w:r>
     </w:p>
     <w:p>
@@ -410,7 +410,7 @@
           <w:szCs w:val="22"/>
           <w:rtl/>
         </w:rPr>
-        <w:t xml:space="preserve">תכני הקמפיין, מסריו וכל פרסום מטעמו יעלו בקנה אחד עם מטרותיה הרשומות של חותם, עם מסריה ועם כל דין. כל תוכן, פרסום או קריאה לתרומה טעונים אישורה המוקדם של חותם, והיא רשאית לפסול או לשנות כל תוכן לפי שיקול דעתה הבלעדי ובלא חובת נימוק. קרומבי לא יפרסם תוכן מטעם הקמפיין בטרם ניתן אישור כאמור.</w:t>
+        <w:t xml:space="preserve">תכני הקמפיין, מסריו וכל פרסום מטעמו יעלו בקנה אחד עם מטרותיה הרשומות של חותם, עם מסריה ועם כל דין. כל תוכן, פרסום או קריאה לתרומה טעונים אישורה המוקדם של חותם, והיא רשאית לפסול או לשנות כל תוכן לפי שיקול דעתה הבלעדי ובלא חובת נימוק. ברל'ה קרומבי לא יפרסם תוכן מטעם הקמפיין בטרם ניתן אישור כאמור.</w:t>
       </w:r>
     </w:p>
     <w:p>
@@ -483,7 +483,7 @@
           <w:szCs w:val="26"/>
           <w:rtl/>
         </w:rPr>
-        <w:t xml:space="preserve">תפקידו של קרומבי</w:t>
+        <w:t xml:space="preserve">תפקידו של ברל'ה קרומבי</w:t>
       </w:r>
     </w:p>
     <w:p>
@@ -520,7 +520,7 @@
           <w:szCs w:val="22"/>
           <w:rtl/>
         </w:rPr>
-        <w:t xml:space="preserve">קרומבי יקים ויוציא את הקמפיין לפועל מטעם חותם ובעבורה, תוך רתימת קשריו, ניסיונו ויכולת היזמות שלו, ובכלל זה בניית מערך הגיוס, פנייה לגורמים רלוונטיים והנעת הקמפיין, והוא יפעל בנאמנות, במקצועיות, בהתאם להנחיות חותם ולכל דין.</w:t>
+        <w:t xml:space="preserve">ברל'ה קרומבי יקים ויוציא את הקמפיין לפועל מטעם חותם ובעבורה, תוך רתימת קשריו, ניסיונו ויכולת היזמות שלו, ובכלל זה בניית מערך הגיוס, פנייה לגורמים רלוונטיים והנעת הקמפיין, והוא יפעל בנאמנות, במקצועיות, בהתאם להנחיות חותם ולכל דין.</w:t>
       </w:r>
     </w:p>
     <w:p>
@@ -630,7 +630,7 @@
           <w:szCs w:val="22"/>
           <w:rtl/>
         </w:rPr>
-        <w:t xml:space="preserve">כל התרומות שיגויסו בקמפיין יתקבלו בחשבון הבנק של חותם, יהיו כספי חותם לכל דבר ועניין ויישארו בשליטתה המלאה. חותם תייעד את הכספים למימון הקמפיין ולמטרותיה הרשומות. לא יועברו כספי תרומות לקרומבי, לגורם הקשור אליו או לתאגיד שבשליטתו או שהוא חבר בו. יתרה שתיוותר בתום הקמפיין תישאר בידי חותם ותשמש את מטרותיה הרשומות.</w:t>
+        <w:t xml:space="preserve">כל התרומות שיגויסו בקמפיין יתקבלו בחשבון הבנק של חותם, יהיו כספי חותם לכל דבר ועניין ויישארו בשליטתה המלאה. חותם תייעד את הכספים למימון הקמפיין ולמטרותיה הרשומות. לא יועברו כספי תרומות לברל'ה קרומבי, לגורם הקשור אליו או לתאגיד שבשליטתו או שהוא חבר בו. יתרה שתיוותר בתום הקמפיין תישאר בידי חותם ותשמש את מטרותיה הרשומות.</w:t>
       </w:r>
     </w:p>
     <w:p>
@@ -685,7 +685,7 @@
           <w:szCs w:val="22"/>
           <w:rtl/>
         </w:rPr>
-        <w:t xml:space="preserve">חותם היא הגורם המנפיק את הקבלות לתורמי הקמפיין, באמצעות מערכותיה ומזכירותה, בשמה ובנוסח הנדרש לפי דין, לרבות הנוסח בדבר אישור מוסד ציבורי לעניין תרומות לפי סעיף 46 לפקודת מס הכנסה. פניות תורמים ייענו על ידי מזכירות חותם. קרומבי לא ינפיק קבלה, לא יתחייב כלפי תורם בעניין קבלה או הטבת מס ולא יציג כל מצג בעניין זה.</w:t>
+        <w:t xml:space="preserve">חותם היא הגורם המנפיק את הקבלות לתורמי הקמפיין, באמצעות מערכותיה ומזכירותה, בשמה ובנוסח הנדרש לפי דין, לרבות הנוסח בדבר אישור מוסד ציבורי לעניין תרומות לפי סעיף 46 לפקודת מס הכנסה. פניות תורמים ייענו על ידי מזכירות חותם. ברל'ה קרומבי לא ינפיק קבלה, לא יתחייב כלפי תורם בעניין קבלה או הטבת מס ולא יציג כל מצג בעניין זה.</w:t>
       </w:r>
     </w:p>
     <w:p>
@@ -734,13 +734,84 @@
       <w:r>
         <w:rPr>
           <w:rFonts w:ascii="Arial" w:cs="Arial" w:eastAsia="Arial" w:hAnsi="Arial"/>
+          <w:sz w:val="22"/>
+          <w:szCs w:val="22"/>
+          <w:rtl/>
+        </w:rPr>
+        <w:t xml:space="preserve">כנגד העמדת מערך הסליקה, המזכירות, המערכות והתפעול, ובגין עלויות ההקמה והתפעול, תותיר חותם בידיה ארבעה אחוזים </w:t>
+      </w:r>
+      <w:r>
+        <w:rPr>
+          <w:rFonts w:ascii="Arial" w:cs="Arial" w:eastAsia="Arial" w:hAnsi="Arial"/>
+          <w:sz w:val="22"/>
+          <w:szCs w:val="22"/>
+          <w:rtl w:val="false"/>
+        </w:rPr>
+        <w:t xml:space="preserve">(4%)</w:t>
+      </w:r>
+      <w:r>
+        <w:rPr>
+          <w:rFonts w:ascii="Arial" w:cs="Arial" w:eastAsia="Arial" w:hAnsi="Arial"/>
+          <w:sz w:val="22"/>
+          <w:szCs w:val="22"/>
+          <w:rtl/>
+        </w:rPr>
+        <w:t xml:space="preserve"> מסך התרומות הברוטו שיגויסו בקמפיין. סכום זה יופרש מן הברוטו קודם לייעוד היתרה לקמפיין. עמלות פלטפורמת הגיוס, עמלות הסליקה ואמצעי התשלום וכל עמלה חיצונית אחרת אינן נכללות בשיעור האמור, וההסדר לגביהן ייקבע בין הצדדים בכתב.</w:t>
+      </w:r>
+    </w:p>
+    <w:p>
+      <w:pPr>
+        <w:keepNext/>
+        <w:bidi/>
+        <w:spacing w:after="70" w:before="240"/>
+      </w:pPr>
+      <w:r>
+        <w:rPr>
+          <w:rFonts w:ascii="Arial" w:cs="Arial" w:eastAsia="Arial" w:hAnsi="Arial"/>
+          <w:b/>
+          <w:bCs/>
+          <w:sz w:val="26"/>
+          <w:szCs w:val="26"/>
+          <w:rtl/>
+        </w:rPr>
+        <w:t xml:space="preserve">הדאטה, בעלות ושימוש</w:t>
+      </w:r>
+    </w:p>
+    <w:p>
+      <w:pPr>
+        <w:bidi/>
+        <w:spacing w:after="130" w:line="288"/>
+        <w:ind w:start="624" w:hanging="624"/>
+        <w:jc w:val="both"/>
+      </w:pPr>
+      <w:r>
+        <w:rPr>
+          <w:rFonts w:ascii="Arial" w:cs="Arial" w:eastAsia="Arial" w:hAnsi="Arial"/>
+          <w:sz w:val="22"/>
+          <w:szCs w:val="22"/>
+          <w:rtl w:val="false"/>
+        </w:rPr>
+        <w:t xml:space="preserve">10</w:t>
+      </w:r>
+      <w:r>
+        <w:rPr>
+          <w:rFonts w:ascii="Arial" w:cs="Arial" w:eastAsia="Arial" w:hAnsi="Arial"/>
+          <w:sz w:val="22"/>
+          <w:szCs w:val="22"/>
+          <w:rtl/>
+        </w:rPr>
+        <w:t xml:space="preserve">.  </w:t>
+      </w:r>
+      <w:r>
+        <w:rPr>
+          <w:rFonts w:ascii="Arial" w:cs="Arial" w:eastAsia="Arial" w:hAnsi="Arial"/>
           <w:b w:val="false"/>
           <w:bCs w:val="false"/>
           <w:sz w:val="22"/>
           <w:szCs w:val="22"/>
           <w:rtl/>
         </w:rPr>
-        <w:t xml:space="preserve">כנגד העמדת מערך הסליקה, המזכירות, המערכות והתפעול, ובגין עלויות ההקמה והתפעול, תותיר חותם בידיה ארבעה אחוזים מסך התרומות הברוטו שיגויסו בקמפיין. סכום זה יופרש מן הברוטו קודם לייעוד היתרה לקמפיין. עמלות פלטפורמת הגיוס, עמלות הסליקה ואמצעי התשלום וכל עמלה חיצונית אחרת אינן נכללות בשיעור האמור, וההסדר לגביהן ייקבע בין הצדדים בכתב.</w:t>
+        <w:t xml:space="preserve">כל נתוני התורמים והנתונים שייאספו בקמפיין (להלן "הדאטה") יהיו בבעלותה הבלעדית של חותם ויישמרו במערכותיה. חותם רשאית לעשות בדאטה שימוש לצורך הקמפיין, לצורך שאר פעילותה ומטרותיה, וכן לאחר פקיעתו של הסכם זה, וברל'ה קרומבי מאשר זאת ומוותר על כל טענה בעניין. ברל'ה קרומבי לא יעתיק, לא יוציא, לא ישמור ולא יעשה בדאטה כל שימוש שאינו לצורך הקמפיין ובאישור חותם, ולא יעבירה לצד שלישי. השימוש בדאטה ייעשה בהתאם לחוק הגנת הפרטיות, התשמ"א 1981, ולכל דין.</w:t>
       </w:r>
     </w:p>
     <w:p>
@@ -758,7 +829,7 @@
           <w:szCs w:val="26"/>
           <w:rtl/>
         </w:rPr>
-        <w:t xml:space="preserve">הדאטה, בעלות ושימוש</w:t>
+        <w:t xml:space="preserve">דיוור, אחריות ושיפוי</w:t>
       </w:r>
     </w:p>
     <w:p>
@@ -775,7 +846,7 @@
           <w:szCs w:val="22"/>
           <w:rtl w:val="false"/>
         </w:rPr>
-        <w:t xml:space="preserve">10</w:t>
+        <w:t xml:space="preserve">11</w:t>
       </w:r>
       <w:r>
         <w:rPr>
@@ -795,7 +866,7 @@
           <w:szCs w:val="22"/>
           <w:rtl/>
         </w:rPr>
-        <w:t xml:space="preserve">כל נתוני התורמים והנתונים שייאספו בקמפיין (להלן "הדאטה") יהיו בבעלותה הבלעדית של חותם ויישמרו במערכותיה. חותם רשאית לעשות בדאטה שימוש לצורך הקמפיין, לצורך שאר פעילותה ומטרותיה, וכן לאחר פקיעתו של הסכם זה, וקרומבי מאשר זאת ומוותר על כל טענה בעניין. קרומבי לא יעתיק, לא יוציא, לא ישמור ולא יעשה בדאטה כל שימוש שאינו לצורך הקמפיין ובאישור חותם, ולא יעבירה לצד שלישי. השימוש בדאטה ייעשה בהתאם לחוק הגנת הפרטיות, התשמ"א 1981, ולכל דין.</w:t>
+        <w:t xml:space="preserve">רשימות ההפצה, מקורות הפנייה ותכני הדיוור יימסרו ויאושרו על ידי ברל'ה קרומבי, והוא מצהיר כי הושגו כדין וכי קיים הבסיס החוקי לפנייה אל הנמענים. אף אם הדיוור נשלח בפועל באמצעות מערכות חותם, יישא ברל'ה קרומבי באחריות המלאה לכל תביעה, דרישה, קנס או הליך בגין משלוח דבר פרסומת, לרבות לפי סעיף 30א לחוק התקשורת (בזק ושידורים), התשמ"ב 1982, וכן בגין תוכן הדיוור, וישפה את חותם על כל סכום, נזק והוצאה, לרבות הוצאות משפט ושכר טרחת עורך דין, מיד עם דרישתה הראשונה. אחריותו ושיפויו לפי סעיף זה אינם מוגבלים בסכום.</w:t>
       </w:r>
     </w:p>
     <w:p>
@@ -813,7 +884,7 @@
           <w:szCs w:val="26"/>
           <w:rtl/>
         </w:rPr>
-        <w:t xml:space="preserve">דיוור, אחריות ושיפוי</w:t>
+        <w:t xml:space="preserve">קניין רוחני</w:t>
       </w:r>
     </w:p>
     <w:p>
@@ -830,7 +901,7 @@
           <w:szCs w:val="22"/>
           <w:rtl w:val="false"/>
         </w:rPr>
-        <w:t xml:space="preserve">11</w:t>
+        <w:t xml:space="preserve">12</w:t>
       </w:r>
       <w:r>
         <w:rPr>
@@ -850,7 +921,7 @@
           <w:szCs w:val="22"/>
           <w:rtl/>
         </w:rPr>
-        <w:t xml:space="preserve">רשימות ההפצה, מקורות הפנייה ותכני הדיוור יימסרו ויאושרו על ידי קרומבי, והוא מצהיר כי הושגו כדין וכי קיים הבסיס החוקי לפנייה אל הנמענים. אף אם הדיוור נשלח בפועל באמצעות מערכות חותם, יישא קרומבי באחריות המלאה לכל תביעה, דרישה, קנס או הליך בגין משלוח דבר פרסומת, לרבות לפי סעיף 30א לחוק התקשורת (בזק ושידורים), התשמ"ב 1982, וכן בגין תוכן הדיוור, וישפה את חותם על כל סכום, נזק והוצאה, לרבות הוצאות משפט ושכר טרחת עורך דין, מיד עם דרישתה הראשונה. אחריותו ושיפויו לפי סעיף זה אינם מוגבלים בסכום.</w:t>
+        <w:t xml:space="preserve">כל זכויות הקניין הרוחני בקמפיין, בשמו, בסימניו, בתכניו ובכל יצירה שתיווצר במסגרתו הן בבעלותה הבלעדית של חותם, בין שנוצרו על ידה, על ידי ברל'ה קרומבי או על ידי מי מטעמם. ברל'ה קרומבי מעביר לחותם כל זכות שעשויה לקום לו בהם, וזכויותיו המוסריות לא ימנעו מחותם שימוש או שינוי. עם פקיעת ההסכם יחדל ברל'ה קרומבי מכל שימוש בהם.</w:t>
       </w:r>
     </w:p>
     <w:p>
@@ -868,7 +939,7 @@
           <w:szCs w:val="26"/>
           <w:rtl/>
         </w:rPr>
-        <w:t xml:space="preserve">קניין רוחני</w:t>
+        <w:t xml:space="preserve">תקופת ההסכם וסיומו</w:t>
       </w:r>
     </w:p>
     <w:p>
@@ -885,7 +956,7 @@
           <w:szCs w:val="22"/>
           <w:rtl w:val="false"/>
         </w:rPr>
-        <w:t xml:space="preserve">12</w:t>
+        <w:t xml:space="preserve">13</w:t>
       </w:r>
       <w:r>
         <w:rPr>
@@ -905,7 +976,7 @@
           <w:szCs w:val="22"/>
           <w:rtl/>
         </w:rPr>
-        <w:t xml:space="preserve">כל זכויות הקניין הרוחני בקמפיין, בשמו, בסימניו, בתכניו ובכל יצירה שתיווצר במסגרתו הן בבעלותה הבלעדית של חותם, בין שנוצרו על ידה, על ידי קרומבי או על ידי מי מטעמם. קרומבי מעביר לחותם כל זכות שעשויה לקום לו בהם, וזכויותיו המוסריות לא ימנעו מחותם שימוש או שינוי. עם פקיעת ההסכם יחדל קרומבי מכל שימוש בהם.</w:t>
+        <w:t xml:space="preserve">הסכם זה ייכנס לתוקף עם חתימתו ויעמוד בתוקפו עד ליום הבחירות ובכללו. חותם רשאית להביא את ההתקשרות לסיום בכל עת בהודעה בכתב ובלא חובת נימוק. הוראות הסודיות, הדאטה, הקניין הרוחני, האחריות והשיפוי יעמדו בתוקפן אף לאחר סיום ההסכם.</w:t>
       </w:r>
     </w:p>
     <w:p>
@@ -923,7 +994,7 @@
           <w:szCs w:val="26"/>
           <w:rtl/>
         </w:rPr>
-        <w:t xml:space="preserve">תקופת ההסכם וסיומו</w:t>
+        <w:t xml:space="preserve">היעדר יחסי עבודה ושותפות</w:t>
       </w:r>
     </w:p>
     <w:p>
@@ -940,7 +1011,7 @@
           <w:szCs w:val="22"/>
           <w:rtl w:val="false"/>
         </w:rPr>
-        <w:t xml:space="preserve">13</w:t>
+        <w:t xml:space="preserve">14</w:t>
       </w:r>
       <w:r>
         <w:rPr>
@@ -960,62 +1031,7 @@
           <w:szCs w:val="22"/>
           <w:rtl/>
         </w:rPr>
-        <w:t xml:space="preserve">הסכם זה ייכנס לתוקף עם חתימתו ויעמוד בתוקפו עד ליום הבחירות ובכללו. חותם רשאית להביא את ההתקשרות לסיום בכל עת בהודעה בכתב ובלא חובת נימוק. הוראות הסודיות, הדאטה, הקניין הרוחני, האחריות והשיפוי יעמדו בתוקפן אף לאחר סיום ההסכם.</w:t>
-      </w:r>
-    </w:p>
-    <w:p>
-      <w:pPr>
-        <w:keepNext/>
-        <w:bidi/>
-        <w:spacing w:after="70" w:before="240"/>
-      </w:pPr>
-      <w:r>
-        <w:rPr>
-          <w:rFonts w:ascii="Arial" w:cs="Arial" w:eastAsia="Arial" w:hAnsi="Arial"/>
-          <w:b/>
-          <w:bCs/>
-          <w:sz w:val="26"/>
-          <w:szCs w:val="26"/>
-          <w:rtl/>
-        </w:rPr>
-        <w:t xml:space="preserve">היעדר יחסי עבודה ושותפות</w:t>
-      </w:r>
-    </w:p>
-    <w:p>
-      <w:pPr>
-        <w:bidi/>
-        <w:spacing w:after="130" w:line="288"/>
-        <w:ind w:start="624" w:hanging="624"/>
-        <w:jc w:val="both"/>
-      </w:pPr>
-      <w:r>
-        <w:rPr>
-          <w:rFonts w:ascii="Arial" w:cs="Arial" w:eastAsia="Arial" w:hAnsi="Arial"/>
-          <w:sz w:val="22"/>
-          <w:szCs w:val="22"/>
-          <w:rtl w:val="false"/>
-        </w:rPr>
-        <w:t xml:space="preserve">14</w:t>
-      </w:r>
-      <w:r>
-        <w:rPr>
-          <w:rFonts w:ascii="Arial" w:cs="Arial" w:eastAsia="Arial" w:hAnsi="Arial"/>
-          <w:sz w:val="22"/>
-          <w:szCs w:val="22"/>
-          <w:rtl/>
-        </w:rPr>
-        <w:t xml:space="preserve">.  </w:t>
-      </w:r>
-      <w:r>
-        <w:rPr>
-          <w:rFonts w:ascii="Arial" w:cs="Arial" w:eastAsia="Arial" w:hAnsi="Arial"/>
-          <w:b w:val="false"/>
-          <w:bCs w:val="false"/>
-          <w:sz w:val="22"/>
-          <w:szCs w:val="22"/>
-          <w:rtl/>
-        </w:rPr>
-        <w:t xml:space="preserve">קרומבי פועל כנותן שירות עצמאי. אין בהסכם זה כדי ליצור יחסי עובד ומעביד, שותפות, מיזם משותף או שליחות מעבר לאמור בו. קרומבי אינו רשאי לחייב את חותם, להתחייב בשמה או להציג עצמו כמוסמך לכך, אלא בהרשאה מפורשת בכתב. אלא אם הוסכם אחרת בכתב, לא יהיה קרומבי זכאי לתמורה כספית בגין פעולתו לפי הסכם זה.</w:t>
+        <w:t xml:space="preserve">ברל'ה קרומבי פועל כנותן שירות עצמאי. אין בהסכם זה כדי ליצור יחסי עובד ומעביד, שותפות, מיזם משותף או שליחות מעבר לאמור בו. ברל'ה קרומבי אינו רשאי לחייב את חותם, להתחייב בשמה או להציג עצמו כמוסמך לכך, אלא בהרשאה מפורשת בכתב. אלא אם הוסכם אחרת בכתב, לא יהיה ברל'ה קרומבי זכאי לתמורה כספית בגין פעולתו לפי הסכם זה.</w:t>
       </w:r>
     </w:p>
     <w:p>

--- a/הסכם-חותם-קרומבי/תוצר/הסכם-שיתוף-פעולה.docx
+++ b/הסכם-חותם-קרומבי/תוצר/הסכם-שיתוף-פעולה.docx
@@ -115,7 +115,25 @@
           <w:szCs w:val="22"/>
           <w:rtl/>
         </w:rPr>
-        <w:t xml:space="preserve">וחותם היא עמותה רשומה שבידה אישור מוסד ציבורי לעניין תרומות לפי סעיף 46 לפקודת מס הכנסה, ובין מטרותיה הרשומות הפצת תורה מוסברת ומותאמת למציאות המודרנית, וקיום פעילות חברתית תורנית לקירוב לבבות ולחיזוק רוח העם;</w:t>
+        <w:t xml:space="preserve">וחותם היא עמותה רשומה שבידה אישור מוסד ציבורי לעניין תרומות לפי סעיף </w:t>
+      </w:r>
+      <w:r>
+        <w:rPr>
+          <w:rFonts w:ascii="Arial" w:cs="Arial" w:eastAsia="Arial" w:hAnsi="Arial"/>
+          <w:sz w:val="22"/>
+          <w:szCs w:val="22"/>
+          <w:rtl w:val="false"/>
+        </w:rPr>
+        <w:t xml:space="preserve">46</w:t>
+      </w:r>
+      <w:r>
+        <w:rPr>
+          <w:rFonts w:ascii="Arial" w:cs="Arial" w:eastAsia="Arial" w:hAnsi="Arial"/>
+          <w:sz w:val="22"/>
+          <w:szCs w:val="22"/>
+          <w:rtl/>
+        </w:rPr>
+        <w:t xml:space="preserve"> לפקודת מס הכנסה, ובין מטרותיה הרשומות הפצת תורה מוסברת ומותאמת למציאות המודרנית, וקיום פעילות חברתית תורנית לקירוב לבבות ולחיזוק רוח העם;</w:t>
       </w:r>
     </w:p>
     <w:p>
@@ -294,8 +312,6 @@
       <w:r>
         <w:rPr>
           <w:rFonts w:ascii="Arial" w:cs="Arial" w:eastAsia="Arial" w:hAnsi="Arial"/>
-          <w:b w:val="false"/>
-          <w:bCs w:val="false"/>
           <w:sz w:val="22"/>
           <w:szCs w:val="22"/>
           <w:rtl/>
@@ -349,8 +365,6 @@
       <w:r>
         <w:rPr>
           <w:rFonts w:ascii="Arial" w:cs="Arial" w:eastAsia="Arial" w:hAnsi="Arial"/>
-          <w:b w:val="false"/>
-          <w:bCs w:val="false"/>
           <w:sz w:val="22"/>
           <w:szCs w:val="22"/>
           <w:rtl/>
@@ -404,8 +418,6 @@
       <w:r>
         <w:rPr>
           <w:rFonts w:ascii="Arial" w:cs="Arial" w:eastAsia="Arial" w:hAnsi="Arial"/>
-          <w:b w:val="false"/>
-          <w:bCs w:val="false"/>
           <w:sz w:val="22"/>
           <w:szCs w:val="22"/>
           <w:rtl/>
@@ -459,8 +471,6 @@
       <w:r>
         <w:rPr>
           <w:rFonts w:ascii="Arial" w:cs="Arial" w:eastAsia="Arial" w:hAnsi="Arial"/>
-          <w:b w:val="false"/>
-          <w:bCs w:val="false"/>
           <w:sz w:val="22"/>
           <w:szCs w:val="22"/>
           <w:rtl/>
@@ -514,8 +524,6 @@
       <w:r>
         <w:rPr>
           <w:rFonts w:ascii="Arial" w:cs="Arial" w:eastAsia="Arial" w:hAnsi="Arial"/>
-          <w:b w:val="false"/>
-          <w:bCs w:val="false"/>
           <w:sz w:val="22"/>
           <w:szCs w:val="22"/>
           <w:rtl/>
@@ -569,8 +577,6 @@
       <w:r>
         <w:rPr>
           <w:rFonts w:ascii="Arial" w:cs="Arial" w:eastAsia="Arial" w:hAnsi="Arial"/>
-          <w:b w:val="false"/>
-          <w:bCs w:val="false"/>
           <w:sz w:val="22"/>
           <w:szCs w:val="22"/>
           <w:rtl/>
@@ -624,8 +630,6 @@
       <w:r>
         <w:rPr>
           <w:rFonts w:ascii="Arial" w:cs="Arial" w:eastAsia="Arial" w:hAnsi="Arial"/>
-          <w:b w:val="false"/>
-          <w:bCs w:val="false"/>
           <w:sz w:val="22"/>
           <w:szCs w:val="22"/>
           <w:rtl/>
@@ -679,13 +683,29 @@
       <w:r>
         <w:rPr>
           <w:rFonts w:ascii="Arial" w:cs="Arial" w:eastAsia="Arial" w:hAnsi="Arial"/>
-          <w:b w:val="false"/>
-          <w:bCs w:val="false"/>
-          <w:sz w:val="22"/>
-          <w:szCs w:val="22"/>
-          <w:rtl/>
-        </w:rPr>
-        <w:t xml:space="preserve">חותם היא הגורם המנפיק את הקבלות לתורמי הקמפיין, באמצעות מערכותיה ומזכירותה, בשמה ובנוסח הנדרש לפי דין, לרבות הנוסח בדבר אישור מוסד ציבורי לעניין תרומות לפי סעיף 46 לפקודת מס הכנסה. פניות תורמים ייענו על ידי מזכירות חותם. ברל'ה קרומבי לא ינפיק קבלה, לא יתחייב כלפי תורם בעניין קבלה או הטבת מס ולא יציג כל מצג בעניין זה.</w:t>
+          <w:sz w:val="22"/>
+          <w:szCs w:val="22"/>
+          <w:rtl/>
+        </w:rPr>
+        <w:t xml:space="preserve">חותם היא הגורם המנפיק את הקבלות לתורמי הקמפיין, באמצעות מערכותיה ומזכירותה, בשמה ובנוסח הנדרש לפי דין, לרבות הנוסח בדבר אישור מוסד ציבורי לעניין תרומות לפי סעיף </w:t>
+      </w:r>
+      <w:r>
+        <w:rPr>
+          <w:rFonts w:ascii="Arial" w:cs="Arial" w:eastAsia="Arial" w:hAnsi="Arial"/>
+          <w:sz w:val="22"/>
+          <w:szCs w:val="22"/>
+          <w:rtl w:val="false"/>
+        </w:rPr>
+        <w:t xml:space="preserve">46</w:t>
+      </w:r>
+      <w:r>
+        <w:rPr>
+          <w:rFonts w:ascii="Arial" w:cs="Arial" w:eastAsia="Arial" w:hAnsi="Arial"/>
+          <w:sz w:val="22"/>
+          <w:szCs w:val="22"/>
+          <w:rtl/>
+        </w:rPr>
+        <w:t xml:space="preserve"> לפקודת מס הכנסה. פניות תורמים ייענו על ידי מזכירות חותם. ברל'ה קרומבי לא ינפיק קבלה, לא יתחייב כלפי תורם בעניין קבלה או הטבת מס ולא יציג כל מצג בעניין זה.</w:t>
       </w:r>
     </w:p>
     <w:p>
@@ -805,13 +825,29 @@
       <w:r>
         <w:rPr>
           <w:rFonts w:ascii="Arial" w:cs="Arial" w:eastAsia="Arial" w:hAnsi="Arial"/>
-          <w:b w:val="false"/>
-          <w:bCs w:val="false"/>
-          <w:sz w:val="22"/>
-          <w:szCs w:val="22"/>
-          <w:rtl/>
-        </w:rPr>
-        <w:t xml:space="preserve">כל נתוני התורמים והנתונים שייאספו בקמפיין (להלן "הדאטה") יהיו בבעלותה הבלעדית של חותם ויישמרו במערכותיה. חותם רשאית לעשות בדאטה שימוש לצורך הקמפיין, לצורך שאר פעילותה ומטרותיה, וכן לאחר פקיעתו של הסכם זה, וברל'ה קרומבי מאשר זאת ומוותר על כל טענה בעניין. ברל'ה קרומבי לא יעתיק, לא יוציא, לא ישמור ולא יעשה בדאטה כל שימוש שאינו לצורך הקמפיין ובאישור חותם, ולא יעבירה לצד שלישי. השימוש בדאטה ייעשה בהתאם לחוק הגנת הפרטיות, התשמ"א 1981, ולכל דין.</w:t>
+          <w:sz w:val="22"/>
+          <w:szCs w:val="22"/>
+          <w:rtl/>
+        </w:rPr>
+        <w:t xml:space="preserve">כל נתוני התורמים והנתונים שייאספו בקמפיין (להלן "הדאטה") יהיו בבעלותה הבלעדית של חותם ויישמרו במערכותיה. חותם רשאית לעשות בדאטה שימוש לצורך הקמפיין, לצורך שאר פעילותה ומטרותיה, וכן לאחר פקיעתו של הסכם זה, וברל'ה קרומבי מאשר זאת ומוותר על כל טענה בעניין. ברל'ה קרומבי לא יעתיק, לא יוציא, לא ישמור ולא יעשה בדאטה כל שימוש שאינו לצורך הקמפיין ובאישור חותם, ולא יעבירה לצד שלישי. השימוש בדאטה ייעשה בהתאם לחוק הגנת הפרטיות, התשמ"א </w:t>
+      </w:r>
+      <w:r>
+        <w:rPr>
+          <w:rFonts w:ascii="Arial" w:cs="Arial" w:eastAsia="Arial" w:hAnsi="Arial"/>
+          <w:sz w:val="22"/>
+          <w:szCs w:val="22"/>
+          <w:rtl w:val="false"/>
+        </w:rPr>
+        <w:t xml:space="preserve">1981</w:t>
+      </w:r>
+      <w:r>
+        <w:rPr>
+          <w:rFonts w:ascii="Arial" w:cs="Arial" w:eastAsia="Arial" w:hAnsi="Arial"/>
+          <w:sz w:val="22"/>
+          <w:szCs w:val="22"/>
+          <w:rtl/>
+        </w:rPr>
+        <w:t xml:space="preserve">, ולכל דין.</w:t>
       </w:r>
     </w:p>
     <w:p>
@@ -860,13 +896,47 @@
       <w:r>
         <w:rPr>
           <w:rFonts w:ascii="Arial" w:cs="Arial" w:eastAsia="Arial" w:hAnsi="Arial"/>
-          <w:b w:val="false"/>
-          <w:bCs w:val="false"/>
-          <w:sz w:val="22"/>
-          <w:szCs w:val="22"/>
-          <w:rtl/>
-        </w:rPr>
-        <w:t xml:space="preserve">רשימות ההפצה, מקורות הפנייה ותכני הדיוור יימסרו ויאושרו על ידי ברל'ה קרומבי, והוא מצהיר כי הושגו כדין וכי קיים הבסיס החוקי לפנייה אל הנמענים. אף אם הדיוור נשלח בפועל באמצעות מערכות חותם, יישא ברל'ה קרומבי באחריות המלאה לכל תביעה, דרישה, קנס או הליך בגין משלוח דבר פרסומת, לרבות לפי סעיף 30א לחוק התקשורת (בזק ושידורים), התשמ"ב 1982, וכן בגין תוכן הדיוור, וישפה את חותם על כל סכום, נזק והוצאה, לרבות הוצאות משפט ושכר טרחת עורך דין, מיד עם דרישתה הראשונה. אחריותו ושיפויו לפי סעיף זה אינם מוגבלים בסכום.</w:t>
+          <w:sz w:val="22"/>
+          <w:szCs w:val="22"/>
+          <w:rtl/>
+        </w:rPr>
+        <w:t xml:space="preserve">רשימות ההפצה, מקורות הפנייה ותכני הדיוור יימסרו ויאושרו על ידי ברל'ה קרומבי, והוא מצהיר כי הושגו כדין וכי קיים הבסיס החוקי לפנייה אל הנמענים. אף אם הדיוור נשלח בפועל באמצעות מערכות חותם, יישא ברל'ה קרומבי באחריות המלאה לכל תביעה, דרישה, קנס או הליך בגין משלוח דבר פרסומת, לרבות לפי סעיף </w:t>
+      </w:r>
+      <w:r>
+        <w:rPr>
+          <w:rFonts w:ascii="Arial" w:cs="Arial" w:eastAsia="Arial" w:hAnsi="Arial"/>
+          <w:sz w:val="22"/>
+          <w:szCs w:val="22"/>
+          <w:rtl w:val="false"/>
+        </w:rPr>
+        <w:t xml:space="preserve">30</w:t>
+      </w:r>
+      <w:r>
+        <w:rPr>
+          <w:rFonts w:ascii="Arial" w:cs="Arial" w:eastAsia="Arial" w:hAnsi="Arial"/>
+          <w:sz w:val="22"/>
+          <w:szCs w:val="22"/>
+          <w:rtl/>
+        </w:rPr>
+        <w:t xml:space="preserve">א לחוק התקשורת (בזק ושידורים), התשמ"ב </w:t>
+      </w:r>
+      <w:r>
+        <w:rPr>
+          <w:rFonts w:ascii="Arial" w:cs="Arial" w:eastAsia="Arial" w:hAnsi="Arial"/>
+          <w:sz w:val="22"/>
+          <w:szCs w:val="22"/>
+          <w:rtl w:val="false"/>
+        </w:rPr>
+        <w:t xml:space="preserve">1982</w:t>
+      </w:r>
+      <w:r>
+        <w:rPr>
+          <w:rFonts w:ascii="Arial" w:cs="Arial" w:eastAsia="Arial" w:hAnsi="Arial"/>
+          <w:sz w:val="22"/>
+          <w:szCs w:val="22"/>
+          <w:rtl/>
+        </w:rPr>
+        <w:t xml:space="preserve">, וכן בגין תוכן הדיוור, וישפה את חותם על כל סכום, נזק והוצאה, לרבות הוצאות משפט ושכר טרחת עורך דין, מיד עם דרישתה הראשונה. אחריותו ושיפויו לפי סעיף זה אינם מוגבלים בסכום.</w:t>
       </w:r>
     </w:p>
     <w:p>
@@ -915,8 +985,6 @@
       <w:r>
         <w:rPr>
           <w:rFonts w:ascii="Arial" w:cs="Arial" w:eastAsia="Arial" w:hAnsi="Arial"/>
-          <w:b w:val="false"/>
-          <w:bCs w:val="false"/>
           <w:sz w:val="22"/>
           <w:szCs w:val="22"/>
           <w:rtl/>
@@ -970,8 +1038,6 @@
       <w:r>
         <w:rPr>
           <w:rFonts w:ascii="Arial" w:cs="Arial" w:eastAsia="Arial" w:hAnsi="Arial"/>
-          <w:b w:val="false"/>
-          <w:bCs w:val="false"/>
           <w:sz w:val="22"/>
           <w:szCs w:val="22"/>
           <w:rtl/>
@@ -1025,8 +1091,6 @@
       <w:r>
         <w:rPr>
           <w:rFonts w:ascii="Arial" w:cs="Arial" w:eastAsia="Arial" w:hAnsi="Arial"/>
-          <w:b w:val="false"/>
-          <w:bCs w:val="false"/>
           <w:sz w:val="22"/>
           <w:szCs w:val="22"/>
           <w:rtl/>
@@ -1080,8 +1144,6 @@
       <w:r>
         <w:rPr>
           <w:rFonts w:ascii="Arial" w:cs="Arial" w:eastAsia="Arial" w:hAnsi="Arial"/>
-          <w:b w:val="false"/>
-          <w:bCs w:val="false"/>
           <w:sz w:val="22"/>
           <w:szCs w:val="22"/>
           <w:rtl/>
@@ -1135,8 +1197,6 @@
       <w:r>
         <w:rPr>
           <w:rFonts w:ascii="Arial" w:cs="Arial" w:eastAsia="Arial" w:hAnsi="Arial"/>
-          <w:b w:val="false"/>
-          <w:bCs w:val="false"/>
           <w:sz w:val="22"/>
           <w:szCs w:val="22"/>
           <w:rtl/>
@@ -1190,8 +1250,6 @@
       <w:r>
         <w:rPr>
           <w:rFonts w:ascii="Arial" w:cs="Arial" w:eastAsia="Arial" w:hAnsi="Arial"/>
-          <w:b w:val="false"/>
-          <w:bCs w:val="false"/>
           <w:sz w:val="22"/>
           <w:szCs w:val="22"/>
           <w:rtl/>
@@ -1245,8 +1303,6 @@
       <w:r>
         <w:rPr>
           <w:rFonts w:ascii="Arial" w:cs="Arial" w:eastAsia="Arial" w:hAnsi="Arial"/>
-          <w:b w:val="false"/>
-          <w:bCs w:val="false"/>
           <w:sz w:val="22"/>
           <w:szCs w:val="22"/>
           <w:rtl/>
